--- a/02-flowchart/flowchart.docx
+++ b/02-flowchart/flowchart.docx
@@ -16,18 +16,18 @@
         <mc:AlternateContent>
           <mc:Choice Requires="wps">
             <w:drawing>
-              <wp:anchor distT="0" distB="0" distL="114300" distR="114300" simplePos="0" relativeHeight="251665408" behindDoc="0" locked="0" layoutInCell="1" allowOverlap="1">
+              <wp:anchor distT="0" distB="0" distL="114300" distR="114300" simplePos="0" relativeHeight="251670528" behindDoc="0" locked="0" layoutInCell="1" allowOverlap="1">
                 <wp:simplePos x="0" y="0"/>
                 <wp:positionH relativeFrom="column">
-                  <wp:posOffset>2220595</wp:posOffset>
+                  <wp:posOffset>1566545</wp:posOffset>
                 </wp:positionH>
                 <wp:positionV relativeFrom="paragraph">
-                  <wp:posOffset>2553335</wp:posOffset>
+                  <wp:posOffset>47625</wp:posOffset>
                 </wp:positionV>
-                <wp:extent cx="120015" cy="383540"/>
-                <wp:effectExtent l="15240" t="6350" r="17145" b="21590"/>
+                <wp:extent cx="210185" cy="75565"/>
+                <wp:effectExtent l="6350" t="15240" r="12065" b="15875"/>
                 <wp:wrapNone/>
-                <wp:docPr id="9" name="Down Arrow 9"/>
+                <wp:docPr id="14" name="Right Arrow 14"/>
                 <wp:cNvGraphicFramePr/>
                 <a:graphic xmlns:a="http://schemas.openxmlformats.org/drawingml/2006/main">
                   <a:graphicData uri="http://schemas.microsoft.com/office/word/2010/wordprocessingShape">
@@ -35,8 +35,886 @@
                       <wps:cNvSpPr/>
                       <wps:spPr>
                         <a:xfrm>
-                          <a:off x="3363595" y="3467735"/>
-                          <a:ext cx="120015" cy="383540"/>
+                          <a:off x="1815465" y="1003935"/>
+                          <a:ext cx="210185" cy="75565"/>
+                        </a:xfrm>
+                        <a:prstGeom prst="rightArrow">
+                          <a:avLst/>
+                        </a:prstGeom>
+                      </wps:spPr>
+                      <wps:style>
+                        <a:lnRef idx="2">
+                          <a:schemeClr val="accent1">
+                            <a:lumMod val="75000"/>
+                          </a:schemeClr>
+                        </a:lnRef>
+                        <a:fillRef idx="1">
+                          <a:schemeClr val="accent1"/>
+                        </a:fillRef>
+                        <a:effectRef idx="0">
+                          <a:srgbClr val="FFFFFF"/>
+                        </a:effectRef>
+                        <a:fontRef idx="minor">
+                          <a:schemeClr val="lt1"/>
+                        </a:fontRef>
+                      </wps:style>
+                      <wps:bodyPr rot="0" spcFirstLastPara="0" vertOverflow="overflow" horzOverflow="overflow" vert="horz" wrap="square" lIns="91440" tIns="45720" rIns="91440" bIns="45720" numCol="1" spcCol="0" rtlCol="0" fromWordArt="0" anchor="ctr" anchorCtr="0" forceAA="0" compatLnSpc="1">
+                        <a:noAutofit/>
+                      </wps:bodyPr>
+                    </wps:wsp>
+                  </a:graphicData>
+                </a:graphic>
+              </wp:anchor>
+            </w:drawing>
+          </mc:Choice>
+          <mc:Fallback>
+            <w:pict>
+              <v:shape id="_x0000_s1026" o:spid="_x0000_s1026" o:spt="13" type="#_x0000_t13" style="position:absolute;left:0pt;margin-left:123.35pt;margin-top:3.75pt;height:5.95pt;width:16.55pt;z-index:251670528;v-text-anchor:middle;mso-width-relative:page;mso-height-relative:page;" fillcolor="#5B9BD5 [3204]" filled="t" stroked="t" coordsize="21600,21600" o:gfxdata="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" adj="17718,5400">
+                <v:fill on="t" focussize="0,0"/>
+                <v:stroke weight="1pt" color="#2E75B6 [2404]" miterlimit="8" joinstyle="miter"/>
+                <v:imagedata o:title=""/>
+                <o:lock v:ext="edit" aspectratio="f"/>
+              </v:shape>
+            </w:pict>
+          </mc:Fallback>
+        </mc:AlternateContent>
+      </w:r>
+      <w:r>
+        <w:rPr>
+          <w:sz w:val="20"/>
+        </w:rPr>
+        <mc:AlternateContent>
+          <mc:Choice Requires="wps">
+            <w:drawing>
+              <wp:anchor distT="0" distB="0" distL="114300" distR="114300" simplePos="0" relativeHeight="251666432" behindDoc="0" locked="0" layoutInCell="1" allowOverlap="1">
+                <wp:simplePos x="0" y="0"/>
+                <wp:positionH relativeFrom="column">
+                  <wp:posOffset>1818005</wp:posOffset>
+                </wp:positionH>
+                <wp:positionV relativeFrom="paragraph">
+                  <wp:posOffset>-3175</wp:posOffset>
+                </wp:positionV>
+                <wp:extent cx="605790" cy="180340"/>
+                <wp:effectExtent l="6350" t="6350" r="12700" b="11430"/>
+                <wp:wrapNone/>
+                <wp:docPr id="10" name="Flowchart: Terminator 10"/>
+                <wp:cNvGraphicFramePr/>
+                <a:graphic xmlns:a="http://schemas.openxmlformats.org/drawingml/2006/main">
+                  <a:graphicData uri="http://schemas.microsoft.com/office/word/2010/wordprocessingShape">
+                    <wps:wsp>
+                      <wps:cNvSpPr/>
+                      <wps:spPr>
+                        <a:xfrm>
+                          <a:off x="1863725" y="911860"/>
+                          <a:ext cx="605790" cy="180340"/>
+                        </a:xfrm>
+                        <a:prstGeom prst="flowChartTerminator">
+                          <a:avLst/>
+                        </a:prstGeom>
+                      </wps:spPr>
+                      <wps:style>
+                        <a:lnRef idx="2">
+                          <a:schemeClr val="accent1">
+                            <a:lumMod val="75000"/>
+                          </a:schemeClr>
+                        </a:lnRef>
+                        <a:fillRef idx="1">
+                          <a:schemeClr val="accent1"/>
+                        </a:fillRef>
+                        <a:effectRef idx="0">
+                          <a:srgbClr val="FFFFFF"/>
+                        </a:effectRef>
+                        <a:fontRef idx="minor">
+                          <a:schemeClr val="lt1"/>
+                        </a:fontRef>
+                      </wps:style>
+                      <wps:bodyPr rot="0" spcFirstLastPara="0" vertOverflow="overflow" horzOverflow="overflow" vert="horz" wrap="square" lIns="91440" tIns="45720" rIns="91440" bIns="45720" numCol="1" spcCol="0" rtlCol="0" fromWordArt="0" anchor="ctr" anchorCtr="0" forceAA="0" compatLnSpc="1">
+                        <a:noAutofit/>
+                      </wps:bodyPr>
+                    </wps:wsp>
+                  </a:graphicData>
+                </a:graphic>
+              </wp:anchor>
+            </w:drawing>
+          </mc:Choice>
+          <mc:Fallback>
+            <w:pict>
+              <v:shape id="_x0000_s1026" o:spid="_x0000_s1026" o:spt="116" type="#_x0000_t116" style="position:absolute;left:0pt;margin-left:143.15pt;margin-top:-0.25pt;height:14.2pt;width:47.7pt;z-index:251666432;v-text-anchor:middle;mso-width-relative:page;mso-height-relative:page;" fillcolor="#5B9BD5 [3204]" filled="t" stroked="t" coordsize="21600,21600" o:gfxdata="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">
+                <v:fill on="t" focussize="0,0"/>
+                <v:stroke weight="1pt" color="#2E75B6 [2404]" miterlimit="8" joinstyle="miter"/>
+                <v:imagedata o:title=""/>
+                <o:lock v:ext="edit" aspectratio="f"/>
+              </v:shape>
+            </w:pict>
+          </mc:Fallback>
+        </mc:AlternateContent>
+      </w:r>
+      <w:r>
+        <w:rPr>
+          <w:rFonts w:hint="default"/>
+          <w:lang w:val="en-US"/>
+        </w:rPr>
+        <w:t>Start/stop (Oval)</w:t>
+      </w:r>
+    </w:p>
+    <w:p>
+      <w:pPr>
+        <w:rPr>
+          <w:rFonts w:hint="default"/>
+          <w:lang w:val="en-US"/>
+        </w:rPr>
+      </w:pPr>
+      <w:r>
+        <w:rPr>
+          <w:sz w:val="20"/>
+        </w:rPr>
+        <mc:AlternateContent>
+          <mc:Choice Requires="wps">
+            <w:drawing>
+              <wp:anchor distT="0" distB="0" distL="114300" distR="114300" simplePos="0" relativeHeight="251667456" behindDoc="0" locked="0" layoutInCell="1" allowOverlap="1">
+                <wp:simplePos x="0" y="0"/>
+                <wp:positionH relativeFrom="column">
+                  <wp:posOffset>1758315</wp:posOffset>
+                </wp:positionH>
+                <wp:positionV relativeFrom="paragraph">
+                  <wp:posOffset>142875</wp:posOffset>
+                </wp:positionV>
+                <wp:extent cx="708025" cy="215900"/>
+                <wp:effectExtent l="12065" t="6350" r="11430" b="6350"/>
+                <wp:wrapNone/>
+                <wp:docPr id="11" name="Flowchart: Data 11"/>
+                <wp:cNvGraphicFramePr/>
+                <a:graphic xmlns:a="http://schemas.openxmlformats.org/drawingml/2006/main">
+                  <a:graphicData uri="http://schemas.microsoft.com/office/word/2010/wordprocessingShape">
+                    <wps:wsp>
+                      <wps:cNvSpPr/>
+                      <wps:spPr>
+                        <a:xfrm>
+                          <a:off x="2181225" y="1266190"/>
+                          <a:ext cx="708025" cy="215900"/>
+                        </a:xfrm>
+                        <a:prstGeom prst="flowChartInputOutput">
+                          <a:avLst/>
+                        </a:prstGeom>
+                      </wps:spPr>
+                      <wps:style>
+                        <a:lnRef idx="2">
+                          <a:schemeClr val="accent1">
+                            <a:lumMod val="75000"/>
+                          </a:schemeClr>
+                        </a:lnRef>
+                        <a:fillRef idx="1">
+                          <a:schemeClr val="accent1"/>
+                        </a:fillRef>
+                        <a:effectRef idx="0">
+                          <a:srgbClr val="FFFFFF"/>
+                        </a:effectRef>
+                        <a:fontRef idx="minor">
+                          <a:schemeClr val="lt1"/>
+                        </a:fontRef>
+                      </wps:style>
+                      <wps:bodyPr rot="0" spcFirstLastPara="0" vertOverflow="overflow" horzOverflow="overflow" vert="horz" wrap="square" lIns="91440" tIns="45720" rIns="91440" bIns="45720" numCol="1" spcCol="0" rtlCol="0" fromWordArt="0" anchor="ctr" anchorCtr="0" forceAA="0" compatLnSpc="1">
+                        <a:noAutofit/>
+                      </wps:bodyPr>
+                    </wps:wsp>
+                  </a:graphicData>
+                </a:graphic>
+              </wp:anchor>
+            </w:drawing>
+          </mc:Choice>
+          <mc:Fallback>
+            <w:pict>
+              <v:shape id="_x0000_s1026" o:spid="_x0000_s1026" o:spt="111" type="#_x0000_t111" style="position:absolute;left:0pt;margin-left:138.45pt;margin-top:11.25pt;height:17pt;width:55.75pt;z-index:251667456;v-text-anchor:middle;mso-width-relative:page;mso-height-relative:page;" fillcolor="#5B9BD5 [3204]" filled="t" stroked="t" coordsize="21600,21600" o:gfxdata="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">
+                <v:fill on="t" focussize="0,0"/>
+                <v:stroke weight="1pt" color="#2E75B6 [2404]" miterlimit="8" joinstyle="miter"/>
+                <v:imagedata o:title=""/>
+                <o:lock v:ext="edit" aspectratio="f"/>
+              </v:shape>
+            </w:pict>
+          </mc:Fallback>
+        </mc:AlternateContent>
+      </w:r>
+    </w:p>
+    <w:p>
+      <w:pPr>
+        <w:rPr>
+          <w:rFonts w:hint="default"/>
+          <w:lang w:val="en-IN"/>
+        </w:rPr>
+      </w:pPr>
+      <w:r>
+        <w:rPr>
+          <w:sz w:val="20"/>
+        </w:rPr>
+        <mc:AlternateContent>
+          <mc:Choice Requires="wps">
+            <w:drawing>
+              <wp:anchor distT="0" distB="0" distL="114300" distR="114300" simplePos="0" relativeHeight="251671552" behindDoc="0" locked="0" layoutInCell="1" allowOverlap="1">
+                <wp:simplePos x="0" y="0"/>
+                <wp:positionH relativeFrom="column">
+                  <wp:posOffset>1476375</wp:posOffset>
+                </wp:positionH>
+                <wp:positionV relativeFrom="paragraph">
+                  <wp:posOffset>52705</wp:posOffset>
+                </wp:positionV>
+                <wp:extent cx="227965" cy="75565"/>
+                <wp:effectExtent l="6350" t="15240" r="9525" b="15875"/>
+                <wp:wrapNone/>
+                <wp:docPr id="15" name="Right Arrow 15"/>
+                <wp:cNvGraphicFramePr/>
+                <a:graphic xmlns:a="http://schemas.openxmlformats.org/drawingml/2006/main">
+                  <a:graphicData uri="http://schemas.microsoft.com/office/word/2010/wordprocessingShape">
+                    <wps:wsp>
+                      <wps:cNvSpPr/>
+                      <wps:spPr>
+                        <a:xfrm>
+                          <a:off x="1947545" y="1258570"/>
+                          <a:ext cx="227965" cy="75565"/>
+                        </a:xfrm>
+                        <a:prstGeom prst="rightArrow">
+                          <a:avLst/>
+                        </a:prstGeom>
+                      </wps:spPr>
+                      <wps:style>
+                        <a:lnRef idx="2">
+                          <a:schemeClr val="accent1">
+                            <a:lumMod val="75000"/>
+                          </a:schemeClr>
+                        </a:lnRef>
+                        <a:fillRef idx="1">
+                          <a:schemeClr val="accent1"/>
+                        </a:fillRef>
+                        <a:effectRef idx="0">
+                          <a:srgbClr val="FFFFFF"/>
+                        </a:effectRef>
+                        <a:fontRef idx="minor">
+                          <a:schemeClr val="lt1"/>
+                        </a:fontRef>
+                      </wps:style>
+                      <wps:bodyPr rot="0" spcFirstLastPara="0" vertOverflow="overflow" horzOverflow="overflow" vert="horz" wrap="square" lIns="91440" tIns="45720" rIns="91440" bIns="45720" numCol="1" spcCol="0" rtlCol="0" fromWordArt="0" anchor="ctr" anchorCtr="0" forceAA="0" compatLnSpc="1">
+                        <a:noAutofit/>
+                      </wps:bodyPr>
+                    </wps:wsp>
+                  </a:graphicData>
+                </a:graphic>
+              </wp:anchor>
+            </w:drawing>
+          </mc:Choice>
+          <mc:Fallback>
+            <w:pict>
+              <v:shape id="_x0000_s1026" o:spid="_x0000_s1026" o:spt="13" type="#_x0000_t13" style="position:absolute;left:0pt;margin-left:116.25pt;margin-top:4.15pt;height:5.95pt;width:17.95pt;z-index:251671552;v-text-anchor:middle;mso-width-relative:page;mso-height-relative:page;" fillcolor="#5B9BD5 [3204]" filled="t" stroked="t" coordsize="21600,21600" o:gfxdata="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" adj="18021,5400">
+                <v:fill on="t" focussize="0,0"/>
+                <v:stroke weight="1pt" color="#2E75B6 [2404]" miterlimit="8" joinstyle="miter"/>
+                <v:imagedata o:title=""/>
+                <o:lock v:ext="edit" aspectratio="f"/>
+              </v:shape>
+            </w:pict>
+          </mc:Fallback>
+        </mc:AlternateContent>
+      </w:r>
+      <w:r>
+        <w:rPr>
+          <w:rFonts w:hint="default"/>
+          <w:lang w:val="en-US"/>
+        </w:rPr>
+        <w:t>Input/Output</w:t>
+      </w:r>
+      <w:r>
+        <w:rPr>
+          <w:rFonts w:hint="default"/>
+          <w:lang w:val="en-IN"/>
+        </w:rPr>
+        <w:t>(Parallogram)</w:t>
+      </w:r>
+    </w:p>
+    <w:p>
+      <w:pPr>
+        <w:rPr>
+          <w:rFonts w:hint="default"/>
+          <w:lang w:val="en-US"/>
+        </w:rPr>
+      </w:pPr>
+    </w:p>
+    <w:p>
+      <w:pPr>
+        <w:rPr>
+          <w:rFonts w:hint="default"/>
+          <w:lang w:val="en-US"/>
+        </w:rPr>
+      </w:pPr>
+      <w:r>
+        <w:rPr>
+          <w:sz w:val="20"/>
+        </w:rPr>
+        <mc:AlternateContent>
+          <mc:Choice Requires="wps">
+            <w:drawing>
+              <wp:anchor distT="0" distB="0" distL="114300" distR="114300" simplePos="0" relativeHeight="251668480" behindDoc="0" locked="0" layoutInCell="1" allowOverlap="1">
+                <wp:simplePos x="0" y="0"/>
+                <wp:positionH relativeFrom="column">
+                  <wp:posOffset>1783080</wp:posOffset>
+                </wp:positionH>
+                <wp:positionV relativeFrom="paragraph">
+                  <wp:posOffset>128270</wp:posOffset>
+                </wp:positionV>
+                <wp:extent cx="654050" cy="281940"/>
+                <wp:effectExtent l="6350" t="6350" r="10160" b="16510"/>
+                <wp:wrapNone/>
+                <wp:docPr id="12" name="Flowchart: Process 12"/>
+                <wp:cNvGraphicFramePr/>
+                <a:graphic xmlns:a="http://schemas.openxmlformats.org/drawingml/2006/main">
+                  <a:graphicData uri="http://schemas.microsoft.com/office/word/2010/wordprocessingShape">
+                    <wps:wsp>
+                      <wps:cNvSpPr/>
+                      <wps:spPr>
+                        <a:xfrm>
+                          <a:off x="2199640" y="1818005"/>
+                          <a:ext cx="654050" cy="281940"/>
+                        </a:xfrm>
+                        <a:prstGeom prst="flowChartProcess">
+                          <a:avLst/>
+                        </a:prstGeom>
+                      </wps:spPr>
+                      <wps:style>
+                        <a:lnRef idx="2">
+                          <a:schemeClr val="accent1">
+                            <a:lumMod val="75000"/>
+                          </a:schemeClr>
+                        </a:lnRef>
+                        <a:fillRef idx="1">
+                          <a:schemeClr val="accent1"/>
+                        </a:fillRef>
+                        <a:effectRef idx="0">
+                          <a:srgbClr val="FFFFFF"/>
+                        </a:effectRef>
+                        <a:fontRef idx="minor">
+                          <a:schemeClr val="lt1"/>
+                        </a:fontRef>
+                      </wps:style>
+                      <wps:bodyPr rot="0" spcFirstLastPara="0" vertOverflow="overflow" horzOverflow="overflow" vert="horz" wrap="square" lIns="91440" tIns="45720" rIns="91440" bIns="45720" numCol="1" spcCol="0" rtlCol="0" fromWordArt="0" anchor="ctr" anchorCtr="0" forceAA="0" compatLnSpc="1">
+                        <a:noAutofit/>
+                      </wps:bodyPr>
+                    </wps:wsp>
+                  </a:graphicData>
+                </a:graphic>
+              </wp:anchor>
+            </w:drawing>
+          </mc:Choice>
+          <mc:Fallback>
+            <w:pict>
+              <v:shape id="_x0000_s1026" o:spid="_x0000_s1026" o:spt="109" type="#_x0000_t109" style="position:absolute;left:0pt;margin-left:140.4pt;margin-top:10.1pt;height:22.2pt;width:51.5pt;z-index:251668480;v-text-anchor:middle;mso-width-relative:page;mso-height-relative:page;" fillcolor="#5B9BD5 [3204]" filled="t" stroked="t" coordsize="21600,21600" o:gfxdata="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">
+                <v:fill on="t" focussize="0,0"/>
+                <v:stroke weight="1pt" color="#2E75B6 [2404]" miterlimit="8" joinstyle="miter"/>
+                <v:imagedata o:title=""/>
+                <o:lock v:ext="edit" aspectratio="f"/>
+              </v:shape>
+            </w:pict>
+          </mc:Fallback>
+        </mc:AlternateContent>
+      </w:r>
+    </w:p>
+    <w:p>
+      <w:pPr>
+        <w:rPr>
+          <w:rFonts w:hint="default"/>
+          <w:lang w:val="en-US"/>
+        </w:rPr>
+      </w:pPr>
+      <w:r>
+        <w:rPr>
+          <w:sz w:val="20"/>
+        </w:rPr>
+        <mc:AlternateContent>
+          <mc:Choice Requires="wps">
+            <w:drawing>
+              <wp:anchor distT="0" distB="0" distL="114300" distR="114300" simplePos="0" relativeHeight="251672576" behindDoc="0" locked="0" layoutInCell="1" allowOverlap="1">
+                <wp:simplePos x="0" y="0"/>
+                <wp:positionH relativeFrom="column">
+                  <wp:posOffset>1536065</wp:posOffset>
+                </wp:positionH>
+                <wp:positionV relativeFrom="paragraph">
+                  <wp:posOffset>81915</wp:posOffset>
+                </wp:positionV>
+                <wp:extent cx="210185" cy="107950"/>
+                <wp:effectExtent l="6350" t="15240" r="12065" b="29210"/>
+                <wp:wrapNone/>
+                <wp:docPr id="16" name="Right Arrow 16"/>
+                <wp:cNvGraphicFramePr/>
+                <a:graphic xmlns:a="http://schemas.openxmlformats.org/drawingml/2006/main">
+                  <a:graphicData uri="http://schemas.microsoft.com/office/word/2010/wordprocessingShape">
+                    <wps:wsp>
+                      <wps:cNvSpPr/>
+                      <wps:spPr>
+                        <a:xfrm>
+                          <a:off x="1929130" y="1891030"/>
+                          <a:ext cx="210185" cy="107950"/>
+                        </a:xfrm>
+                        <a:prstGeom prst="rightArrow">
+                          <a:avLst/>
+                        </a:prstGeom>
+                      </wps:spPr>
+                      <wps:style>
+                        <a:lnRef idx="2">
+                          <a:schemeClr val="accent1">
+                            <a:lumMod val="75000"/>
+                          </a:schemeClr>
+                        </a:lnRef>
+                        <a:fillRef idx="1">
+                          <a:schemeClr val="accent1"/>
+                        </a:fillRef>
+                        <a:effectRef idx="0">
+                          <a:srgbClr val="FFFFFF"/>
+                        </a:effectRef>
+                        <a:fontRef idx="minor">
+                          <a:schemeClr val="lt1"/>
+                        </a:fontRef>
+                      </wps:style>
+                      <wps:bodyPr rot="0" spcFirstLastPara="0" vertOverflow="overflow" horzOverflow="overflow" vert="horz" wrap="square" lIns="91440" tIns="45720" rIns="91440" bIns="45720" numCol="1" spcCol="0" rtlCol="0" fromWordArt="0" anchor="ctr" anchorCtr="0" forceAA="0" compatLnSpc="1">
+                        <a:noAutofit/>
+                      </wps:bodyPr>
+                    </wps:wsp>
+                  </a:graphicData>
+                </a:graphic>
+              </wp:anchor>
+            </w:drawing>
+          </mc:Choice>
+          <mc:Fallback>
+            <w:pict>
+              <v:shape id="_x0000_s1026" o:spid="_x0000_s1026" o:spt="13" type="#_x0000_t13" style="position:absolute;left:0pt;margin-left:120.95pt;margin-top:6.45pt;height:8.5pt;width:16.55pt;z-index:251672576;v-text-anchor:middle;mso-width-relative:page;mso-height-relative:page;" fillcolor="#5B9BD5 [3204]" filled="t" stroked="t" coordsize="21600,21600" o:gfxdata="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" adj="16054,5400">
+                <v:fill on="t" focussize="0,0"/>
+                <v:stroke weight="1pt" color="#2E75B6 [2404]" miterlimit="8" joinstyle="miter"/>
+                <v:imagedata o:title=""/>
+                <o:lock v:ext="edit" aspectratio="f"/>
+              </v:shape>
+            </w:pict>
+          </mc:Fallback>
+        </mc:AlternateContent>
+      </w:r>
+    </w:p>
+    <w:p>
+      <w:pPr>
+        <w:rPr>
+          <w:rFonts w:hint="default"/>
+          <w:lang w:val="en-IN"/>
+        </w:rPr>
+      </w:pPr>
+      <w:r>
+        <w:rPr>
+          <w:rFonts w:hint="default"/>
+          <w:lang w:val="en-US"/>
+        </w:rPr>
+        <w:t xml:space="preserve">Processing  </w:t>
+      </w:r>
+      <w:r>
+        <w:rPr>
+          <w:rFonts w:hint="default"/>
+          <w:lang w:val="en-IN"/>
+        </w:rPr>
+        <w:t>(Rectangle)</w:t>
+      </w:r>
+    </w:p>
+    <w:p>
+      <w:pPr>
+        <w:rPr>
+          <w:rFonts w:hint="default"/>
+          <w:lang w:val="en-US"/>
+        </w:rPr>
+      </w:pPr>
+    </w:p>
+    <w:p>
+      <w:pPr>
+        <w:rPr>
+          <w:rFonts w:hint="default"/>
+          <w:lang w:val="en-US"/>
+        </w:rPr>
+      </w:pPr>
+      <w:r>
+        <w:rPr>
+          <w:sz w:val="20"/>
+        </w:rPr>
+        <mc:AlternateContent>
+          <mc:Choice Requires="wps">
+            <w:drawing>
+              <wp:anchor distT="0" distB="0" distL="114300" distR="114300" simplePos="0" relativeHeight="251669504" behindDoc="0" locked="0" layoutInCell="1" allowOverlap="1">
+                <wp:simplePos x="0" y="0"/>
+                <wp:positionH relativeFrom="column">
+                  <wp:posOffset>1878965</wp:posOffset>
+                </wp:positionH>
+                <wp:positionV relativeFrom="paragraph">
+                  <wp:posOffset>81280</wp:posOffset>
+                </wp:positionV>
+                <wp:extent cx="617855" cy="270510"/>
+                <wp:effectExtent l="15875" t="6985" r="21590" b="12065"/>
+                <wp:wrapNone/>
+                <wp:docPr id="13" name="Flowchart: Decision 13"/>
+                <wp:cNvGraphicFramePr/>
+                <a:graphic xmlns:a="http://schemas.openxmlformats.org/drawingml/2006/main">
+                  <a:graphicData uri="http://schemas.microsoft.com/office/word/2010/wordprocessingShape">
+                    <wps:wsp>
+                      <wps:cNvSpPr/>
+                      <wps:spPr>
+                        <a:xfrm>
+                          <a:off x="2283460" y="2411730"/>
+                          <a:ext cx="617855" cy="270510"/>
+                        </a:xfrm>
+                        <a:prstGeom prst="flowChartDecision">
+                          <a:avLst/>
+                        </a:prstGeom>
+                      </wps:spPr>
+                      <wps:style>
+                        <a:lnRef idx="2">
+                          <a:schemeClr val="accent1">
+                            <a:lumMod val="75000"/>
+                          </a:schemeClr>
+                        </a:lnRef>
+                        <a:fillRef idx="1">
+                          <a:schemeClr val="accent1"/>
+                        </a:fillRef>
+                        <a:effectRef idx="0">
+                          <a:srgbClr val="FFFFFF"/>
+                        </a:effectRef>
+                        <a:fontRef idx="minor">
+                          <a:schemeClr val="lt1"/>
+                        </a:fontRef>
+                      </wps:style>
+                      <wps:bodyPr rot="0" spcFirstLastPara="0" vertOverflow="overflow" horzOverflow="overflow" vert="horz" wrap="square" lIns="91440" tIns="45720" rIns="91440" bIns="45720" numCol="1" spcCol="0" rtlCol="0" fromWordArt="0" anchor="ctr" anchorCtr="0" forceAA="0" compatLnSpc="1">
+                        <a:noAutofit/>
+                      </wps:bodyPr>
+                    </wps:wsp>
+                  </a:graphicData>
+                </a:graphic>
+              </wp:anchor>
+            </w:drawing>
+          </mc:Choice>
+          <mc:Fallback>
+            <w:pict>
+              <v:shape id="_x0000_s1026" o:spid="_x0000_s1026" o:spt="110" type="#_x0000_t110" style="position:absolute;left:0pt;margin-left:147.95pt;margin-top:6.4pt;height:21.3pt;width:48.65pt;z-index:251669504;v-text-anchor:middle;mso-width-relative:page;mso-height-relative:page;" fillcolor="#5B9BD5 [3204]" filled="t" stroked="t" coordsize="21600,21600" o:gfxdata="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">
+                <v:fill on="t" focussize="0,0"/>
+                <v:stroke weight="1pt" color="#2E75B6 [2404]" miterlimit="8" joinstyle="miter"/>
+                <v:imagedata o:title=""/>
+                <o:lock v:ext="edit" aspectratio="f"/>
+              </v:shape>
+            </w:pict>
+          </mc:Fallback>
+        </mc:AlternateContent>
+      </w:r>
+    </w:p>
+    <w:p>
+      <w:pPr>
+        <w:rPr>
+          <w:sz w:val="20"/>
+        </w:rPr>
+      </w:pPr>
+      <w:r>
+        <w:rPr>
+          <w:sz w:val="20"/>
+        </w:rPr>
+        <mc:AlternateContent>
+          <mc:Choice Requires="wps">
+            <w:drawing>
+              <wp:anchor distT="0" distB="0" distL="114300" distR="114300" simplePos="0" relativeHeight="251673600" behindDoc="0" locked="0" layoutInCell="1" allowOverlap="1">
+                <wp:simplePos x="0" y="0"/>
+                <wp:positionH relativeFrom="column">
+                  <wp:posOffset>1596390</wp:posOffset>
+                </wp:positionH>
+                <wp:positionV relativeFrom="paragraph">
+                  <wp:posOffset>36195</wp:posOffset>
+                </wp:positionV>
+                <wp:extent cx="222250" cy="75565"/>
+                <wp:effectExtent l="6350" t="15240" r="15240" b="15875"/>
+                <wp:wrapNone/>
+                <wp:docPr id="17" name="Right Arrow 17"/>
+                <wp:cNvGraphicFramePr/>
+                <a:graphic xmlns:a="http://schemas.openxmlformats.org/drawingml/2006/main">
+                  <a:graphicData uri="http://schemas.microsoft.com/office/word/2010/wordprocessingShape">
+                    <wps:wsp>
+                      <wps:cNvSpPr/>
+                      <wps:spPr>
+                        <a:xfrm>
+                          <a:off x="1965325" y="2519680"/>
+                          <a:ext cx="222250" cy="75565"/>
+                        </a:xfrm>
+                        <a:prstGeom prst="rightArrow">
+                          <a:avLst/>
+                        </a:prstGeom>
+                      </wps:spPr>
+                      <wps:style>
+                        <a:lnRef idx="2">
+                          <a:schemeClr val="accent1">
+                            <a:lumMod val="75000"/>
+                          </a:schemeClr>
+                        </a:lnRef>
+                        <a:fillRef idx="1">
+                          <a:schemeClr val="accent1"/>
+                        </a:fillRef>
+                        <a:effectRef idx="0">
+                          <a:srgbClr val="FFFFFF"/>
+                        </a:effectRef>
+                        <a:fontRef idx="minor">
+                          <a:schemeClr val="lt1"/>
+                        </a:fontRef>
+                      </wps:style>
+                      <wps:bodyPr rot="0" spcFirstLastPara="0" vertOverflow="overflow" horzOverflow="overflow" vert="horz" wrap="square" lIns="91440" tIns="45720" rIns="91440" bIns="45720" numCol="1" spcCol="0" rtlCol="0" fromWordArt="0" anchor="ctr" anchorCtr="0" forceAA="0" compatLnSpc="1">
+                        <a:noAutofit/>
+                      </wps:bodyPr>
+                    </wps:wsp>
+                  </a:graphicData>
+                </a:graphic>
+              </wp:anchor>
+            </w:drawing>
+          </mc:Choice>
+          <mc:Fallback>
+            <w:pict>
+              <v:shape id="_x0000_s1026" o:spid="_x0000_s1026" o:spt="13" type="#_x0000_t13" style="position:absolute;left:0pt;margin-left:125.7pt;margin-top:2.85pt;height:5.95pt;width:17.5pt;z-index:251673600;v-text-anchor:middle;mso-width-relative:page;mso-height-relative:page;" fillcolor="#5B9BD5 [3204]" filled="t" stroked="t" coordsize="21600,21600" o:gfxdata="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" adj="17928,5400">
+                <v:fill on="t" focussize="0,0"/>
+                <v:stroke weight="1pt" color="#2E75B6 [2404]" miterlimit="8" joinstyle="miter"/>
+                <v:imagedata o:title=""/>
+                <o:lock v:ext="edit" aspectratio="f"/>
+              </v:shape>
+            </w:pict>
+          </mc:Fallback>
+        </mc:AlternateContent>
+      </w:r>
+    </w:p>
+    <w:p>
+      <w:pPr>
+        <w:rPr>
+          <w:rFonts w:hint="default"/>
+          <w:lang w:val="en-US"/>
+        </w:rPr>
+      </w:pPr>
+      <w:r>
+        <w:rPr>
+          <w:rFonts w:hint="default"/>
+          <w:lang w:val="en-US"/>
+        </w:rPr>
+        <w:t xml:space="preserve">Condition   </w:t>
+      </w:r>
+    </w:p>
+    <w:p>
+      <w:pPr>
+        <w:rPr>
+          <w:rFonts w:hint="default"/>
+          <w:lang w:val="en-US"/>
+        </w:rPr>
+      </w:pPr>
+    </w:p>
+    <w:p>
+      <w:pPr>
+        <w:rPr>
+          <w:rFonts w:hint="default"/>
+          <w:lang w:val="en-US"/>
+        </w:rPr>
+      </w:pPr>
+    </w:p>
+    <w:p>
+      <w:pPr>
+        <w:rPr>
+          <w:rFonts w:hint="default"/>
+          <w:lang w:val="en-US"/>
+        </w:rPr>
+      </w:pPr>
+    </w:p>
+    <w:p>
+      <w:pPr>
+        <w:rPr>
+          <w:rFonts w:hint="default"/>
+          <w:lang w:val="en-US"/>
+        </w:rPr>
+      </w:pPr>
+    </w:p>
+    <w:p>
+      <w:pPr>
+        <w:rPr>
+          <w:rFonts w:hint="default"/>
+          <w:lang w:val="en-IN"/>
+        </w:rPr>
+      </w:pPr>
+      <w:r>
+        <w:rPr>
+          <w:rFonts w:hint="default"/>
+          <w:lang w:val="en-IN"/>
+        </w:rPr>
+        <w:t>Q.1 Take input name and print Hello name</w:t>
+      </w:r>
+    </w:p>
+    <w:p>
+      <w:pPr>
+        <w:rPr>
+          <w:rFonts w:hint="default"/>
+          <w:lang w:val="en-IN"/>
+        </w:rPr>
+      </w:pPr>
+    </w:p>
+    <w:p>
+      <w:pPr>
+        <w:rPr>
+          <w:rFonts w:hint="default"/>
+          <w:lang w:val="en-IN"/>
+        </w:rPr>
+      </w:pPr>
+    </w:p>
+    <w:p>
+      <w:pPr>
+        <w:rPr>
+          <w:rFonts w:hint="default"/>
+          <w:lang w:val="en-IN"/>
+        </w:rPr>
+      </w:pPr>
+      <w:r>
+        <w:rPr>
+          <w:sz w:val="20"/>
+        </w:rPr>
+        <mc:AlternateContent>
+          <mc:Choice Requires="wps">
+            <w:drawing>
+              <wp:anchor distT="0" distB="0" distL="114300" distR="114300" simplePos="0" relativeHeight="251659264" behindDoc="0" locked="0" layoutInCell="1" allowOverlap="1">
+                <wp:simplePos x="0" y="0"/>
+                <wp:positionH relativeFrom="column">
+                  <wp:posOffset>7620</wp:posOffset>
+                </wp:positionH>
+                <wp:positionV relativeFrom="paragraph">
+                  <wp:posOffset>4445</wp:posOffset>
+                </wp:positionV>
+                <wp:extent cx="1151890" cy="347980"/>
+                <wp:effectExtent l="6350" t="6350" r="15240" b="11430"/>
+                <wp:wrapNone/>
+                <wp:docPr id="1" name="Flowchart: Terminator 1"/>
+                <wp:cNvGraphicFramePr/>
+                <a:graphic xmlns:a="http://schemas.openxmlformats.org/drawingml/2006/main">
+                  <a:graphicData uri="http://schemas.microsoft.com/office/word/2010/wordprocessingShape">
+                    <wps:wsp>
+                      <wps:cNvSpPr/>
+                      <wps:spPr>
+                        <a:xfrm>
+                          <a:off x="2721610" y="1337945"/>
+                          <a:ext cx="1151890" cy="347980"/>
+                        </a:xfrm>
+                        <a:prstGeom prst="flowChartTerminator">
+                          <a:avLst/>
+                        </a:prstGeom>
+                      </wps:spPr>
+                      <wps:style>
+                        <a:lnRef idx="2">
+                          <a:schemeClr val="accent1">
+                            <a:lumMod val="75000"/>
+                          </a:schemeClr>
+                        </a:lnRef>
+                        <a:fillRef idx="1">
+                          <a:schemeClr val="accent1"/>
+                        </a:fillRef>
+                        <a:effectRef idx="0">
+                          <a:srgbClr val="FFFFFF"/>
+                        </a:effectRef>
+                        <a:fontRef idx="minor">
+                          <a:schemeClr val="lt1"/>
+                        </a:fontRef>
+                      </wps:style>
+                      <wps:txbx>
+                        <w:txbxContent>
+                          <w:p>
+                            <w:pPr>
+                              <w:jc w:val="center"/>
+                              <w:rPr>
+                                <w:rFonts w:hint="default"/>
+                                <w:lang w:val="en-US"/>
+                              </w:rPr>
+                            </w:pPr>
+                            <w:r>
+                              <w:rPr>
+                                <w:rFonts w:hint="default"/>
+                                <w:lang w:val="en-US"/>
+                              </w:rPr>
+                              <w:t>start</w:t>
+                            </w:r>
+                          </w:p>
+                        </w:txbxContent>
+                      </wps:txbx>
+                      <wps:bodyPr rot="0" spcFirstLastPara="0" vertOverflow="overflow" horzOverflow="overflow" vert="horz" wrap="square" lIns="91440" tIns="45720" rIns="91440" bIns="45720" numCol="1" spcCol="0" rtlCol="0" fromWordArt="0" anchor="ctr" anchorCtr="0" forceAA="0" compatLnSpc="1">
+                        <a:noAutofit/>
+                      </wps:bodyPr>
+                    </wps:wsp>
+                  </a:graphicData>
+                </a:graphic>
+              </wp:anchor>
+            </w:drawing>
+          </mc:Choice>
+          <mc:Fallback>
+            <w:pict>
+              <v:shape id="_x0000_s1026" o:spid="_x0000_s1026" o:spt="116" type="#_x0000_t116" style="position:absolute;left:0pt;margin-left:0.6pt;margin-top:0.35pt;height:27.4pt;width:90.7pt;z-index:251659264;v-text-anchor:middle;mso-width-relative:page;mso-height-relative:page;" fillcolor="#5B9BD5 [3204]" filled="t" stroked="t" coordsize="21600,21600" o:gfxdata="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">
+                <v:fill on="t" focussize="0,0"/>
+                <v:stroke weight="1pt" color="#2E75B6 [2404]" miterlimit="8" joinstyle="miter"/>
+                <v:imagedata o:title=""/>
+                <o:lock v:ext="edit" aspectratio="f"/>
+                <v:textbox>
+                  <w:txbxContent>
+                    <w:p>
+                      <w:pPr>
+                        <w:jc w:val="center"/>
+                        <w:rPr>
+                          <w:rFonts w:hint="default"/>
+                          <w:lang w:val="en-US"/>
+                        </w:rPr>
+                      </w:pPr>
+                      <w:r>
+                        <w:rPr>
+                          <w:rFonts w:hint="default"/>
+                          <w:lang w:val="en-US"/>
+                        </w:rPr>
+                        <w:t>start</w:t>
+                      </w:r>
+                    </w:p>
+                  </w:txbxContent>
+                </v:textbox>
+              </v:shape>
+            </w:pict>
+          </mc:Fallback>
+        </mc:AlternateContent>
+      </w:r>
+    </w:p>
+    <w:p>
+      <w:pPr>
+        <w:rPr>
+          <w:rFonts w:hint="default"/>
+          <w:lang w:val="en-IN"/>
+        </w:rPr>
+      </w:pPr>
+    </w:p>
+    <w:p>
+      <w:pPr>
+        <w:rPr>
+          <w:rFonts w:hint="default"/>
+          <w:lang w:val="en-IN"/>
+        </w:rPr>
+      </w:pPr>
+      <w:r>
+        <w:rPr>
+          <w:sz w:val="20"/>
+        </w:rPr>
+        <mc:AlternateContent>
+          <mc:Choice Requires="wps">
+            <w:drawing>
+              <wp:anchor distT="0" distB="0" distL="114300" distR="114300" simplePos="0" relativeHeight="251663360" behindDoc="0" locked="0" layoutInCell="1" allowOverlap="1">
+                <wp:simplePos x="0" y="0"/>
+                <wp:positionH relativeFrom="column">
+                  <wp:posOffset>468630</wp:posOffset>
+                </wp:positionH>
+                <wp:positionV relativeFrom="paragraph">
+                  <wp:posOffset>90170</wp:posOffset>
+                </wp:positionV>
+                <wp:extent cx="102235" cy="329565"/>
+                <wp:effectExtent l="15240" t="6350" r="19685" b="14605"/>
+                <wp:wrapNone/>
+                <wp:docPr id="7" name="Down Arrow 7"/>
+                <wp:cNvGraphicFramePr/>
+                <a:graphic xmlns:a="http://schemas.openxmlformats.org/drawingml/2006/main">
+                  <a:graphicData uri="http://schemas.microsoft.com/office/word/2010/wordprocessingShape">
+                    <wps:wsp>
+                      <wps:cNvSpPr/>
+                      <wps:spPr>
+                        <a:xfrm>
+                          <a:off x="3315335" y="1709420"/>
+                          <a:ext cx="102235" cy="329565"/>
                         </a:xfrm>
                         <a:prstGeom prst="downArrow">
                           <a:avLst/>
@@ -69,7 +947,7 @@
           </mc:Choice>
           <mc:Fallback>
             <w:pict>
-              <v:shape id="_x0000_s1026" o:spid="_x0000_s1026" o:spt="67" type="#_x0000_t67" style="position:absolute;left:0pt;margin-left:174.85pt;margin-top:201.05pt;height:30.2pt;width:9.45pt;z-index:251665408;v-text-anchor:middle;mso-width-relative:page;mso-height-relative:page;" fillcolor="#5B9BD5 [3204]" filled="t" stroked="t" coordsize="21600,21600" o:gfxdata="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" adj="18221,5400">
+              <v:shape id="_x0000_s1026" o:spid="_x0000_s1026" o:spt="67" type="#_x0000_t67" style="position:absolute;left:0pt;margin-left:36.9pt;margin-top:7.1pt;height:25.95pt;width:8.05pt;z-index:251663360;v-text-anchor:middle;mso-width-relative:page;mso-height-relative:page;" fillcolor="#5B9BD5 [3204]" filled="t" stroked="t" coordsize="21600,21600" o:gfxdata="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" adj="18250,5400">
                 <v:fill on="t" focussize="0,0"/>
                 <v:stroke weight="1pt" color="#2E75B6 [2404]" miterlimit="8" joinstyle="miter"/>
                 <v:imagedata o:title=""/>
@@ -79,76 +957,22 @@
           </mc:Fallback>
         </mc:AlternateContent>
       </w:r>
-      <w:r>
-        <w:rPr>
-          <w:sz w:val="20"/>
-        </w:rPr>
-        <mc:AlternateContent>
-          <mc:Choice Requires="wps">
-            <w:drawing>
-              <wp:anchor distT="0" distB="0" distL="114300" distR="114300" simplePos="0" relativeHeight="251664384" behindDoc="0" locked="0" layoutInCell="1" allowOverlap="1">
-                <wp:simplePos x="0" y="0"/>
-                <wp:positionH relativeFrom="column">
-                  <wp:posOffset>2148205</wp:posOffset>
-                </wp:positionH>
-                <wp:positionV relativeFrom="paragraph">
-                  <wp:posOffset>1652905</wp:posOffset>
-                </wp:positionV>
-                <wp:extent cx="102235" cy="420370"/>
-                <wp:effectExtent l="15240" t="6350" r="19685" b="15240"/>
-                <wp:wrapNone/>
-                <wp:docPr id="8" name="Down Arrow 8"/>
-                <wp:cNvGraphicFramePr/>
-                <a:graphic xmlns:a="http://schemas.openxmlformats.org/drawingml/2006/main">
-                  <a:graphicData uri="http://schemas.microsoft.com/office/word/2010/wordprocessingShape">
-                    <wps:wsp>
-                      <wps:cNvSpPr/>
-                      <wps:spPr>
-                        <a:xfrm>
-                          <a:off x="3291205" y="2567305"/>
-                          <a:ext cx="102235" cy="420370"/>
-                        </a:xfrm>
-                        <a:prstGeom prst="downArrow">
-                          <a:avLst/>
-                        </a:prstGeom>
-                      </wps:spPr>
-                      <wps:style>
-                        <a:lnRef idx="2">
-                          <a:schemeClr val="accent1">
-                            <a:lumMod val="75000"/>
-                          </a:schemeClr>
-                        </a:lnRef>
-                        <a:fillRef idx="1">
-                          <a:schemeClr val="accent1"/>
-                        </a:fillRef>
-                        <a:effectRef idx="0">
-                          <a:srgbClr val="FFFFFF"/>
-                        </a:effectRef>
-                        <a:fontRef idx="minor">
-                          <a:schemeClr val="lt1"/>
-                        </a:fontRef>
-                      </wps:style>
-                      <wps:bodyPr rot="0" spcFirstLastPara="0" vertOverflow="overflow" horzOverflow="overflow" vert="horz" wrap="square" lIns="91440" tIns="45720" rIns="91440" bIns="45720" numCol="1" spcCol="0" rtlCol="0" fromWordArt="0" anchor="ctr" anchorCtr="0" forceAA="0" compatLnSpc="1">
-                        <a:noAutofit/>
-                      </wps:bodyPr>
-                    </wps:wsp>
-                  </a:graphicData>
-                </a:graphic>
-              </wp:anchor>
-            </w:drawing>
-          </mc:Choice>
-          <mc:Fallback>
-            <w:pict>
-              <v:shape id="_x0000_s1026" o:spid="_x0000_s1026" o:spt="67" type="#_x0000_t67" style="position:absolute;left:0pt;margin-left:169.15pt;margin-top:130.15pt;height:33.1pt;width:8.05pt;z-index:251664384;v-text-anchor:middle;mso-width-relative:page;mso-height-relative:page;" fillcolor="#5B9BD5 [3204]" filled="t" stroked="t" coordsize="21600,21600" o:gfxdata="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" adj="18974,5400">
-                <v:fill on="t" focussize="0,0"/>
-                <v:stroke weight="1pt" color="#2E75B6 [2404]" miterlimit="8" joinstyle="miter"/>
-                <v:imagedata o:title=""/>
-                <o:lock v:ext="edit" aspectratio="f"/>
-              </v:shape>
-            </w:pict>
-          </mc:Fallback>
-        </mc:AlternateContent>
-      </w:r>
+    </w:p>
+    <w:p>
+      <w:pPr>
+        <w:rPr>
+          <w:rFonts w:hint="default"/>
+          <w:lang w:val="en-IN"/>
+        </w:rPr>
+      </w:pPr>
+    </w:p>
+    <w:p>
+      <w:pPr>
+        <w:rPr>
+          <w:rFonts w:hint="default"/>
+          <w:lang w:val="en-IN"/>
+        </w:rPr>
+      </w:pPr>
       <w:r>
         <w:rPr>
           <w:sz w:val="20"/>
@@ -159,10 +983,10 @@
               <wp:anchor distT="0" distB="0" distL="114300" distR="114300" simplePos="0" relativeHeight="251660288" behindDoc="0" locked="0" layoutInCell="1" allowOverlap="1">
                 <wp:simplePos x="0" y="0"/>
                 <wp:positionH relativeFrom="column">
-                  <wp:posOffset>1482090</wp:posOffset>
+                  <wp:posOffset>-220980</wp:posOffset>
                 </wp:positionH>
                 <wp:positionV relativeFrom="paragraph">
-                  <wp:posOffset>1148715</wp:posOffset>
+                  <wp:posOffset>98425</wp:posOffset>
                 </wp:positionV>
                 <wp:extent cx="1548130" cy="455930"/>
                 <wp:effectExtent l="12065" t="6350" r="24765" b="10160"/>
@@ -205,15 +1029,29 @@
                               <w:jc w:val="both"/>
                               <w:rPr>
                                 <w:rFonts w:hint="default"/>
-                                <w:lang w:val="en-US"/>
+                                <w:lang w:val="en-IN"/>
                               </w:rPr>
                             </w:pPr>
                             <w:r>
                               <w:rPr>
                                 <w:rFonts w:hint="default"/>
+                                <w:lang w:val="en-IN"/>
+                              </w:rPr>
+                              <w:t>Read n</w:t>
+                            </w:r>
+                            <w:r>
+                              <w:rPr>
+                                <w:rFonts w:hint="default"/>
                                 <w:lang w:val="en-US"/>
                               </w:rPr>
-                              <w:t>Name=”Ratn”</w:t>
+                              <w:t>am</w:t>
+                            </w:r>
+                            <w:r>
+                              <w:rPr>
+                                <w:rFonts w:hint="default"/>
+                                <w:lang w:val="en-IN"/>
+                              </w:rPr>
+                              <w:t>e</w:t>
                             </w:r>
                           </w:p>
                         </w:txbxContent>
@@ -229,7 +1067,7 @@
           </mc:Choice>
           <mc:Fallback>
             <w:pict>
-              <v:shape id="_x0000_s1026" o:spid="_x0000_s1026" o:spt="111" type="#_x0000_t111" style="position:absolute;left:0pt;margin-left:116.7pt;margin-top:90.45pt;height:35.9pt;width:121.9pt;z-index:251660288;v-text-anchor:middle;mso-width-relative:page;mso-height-relative:page;" fillcolor="#5B9BD5 [3204]" filled="t" stroked="t" coordsize="21600,21600" o:gfxdata="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">
+              <v:shape id="_x0000_s1026" o:spid="_x0000_s1026" o:spt="111" type="#_x0000_t111" style="position:absolute;left:0pt;margin-left:-17.4pt;margin-top:7.75pt;height:35.9pt;width:121.9pt;z-index:251660288;v-text-anchor:middle;mso-width-relative:page;mso-height-relative:page;" fillcolor="#5B9BD5 [3204]" filled="t" stroked="t" coordsize="21600,21600" o:gfxdata="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">
                 <v:fill on="t" focussize="0,0"/>
                 <v:stroke weight="1pt" color="#2E75B6 [2404]" miterlimit="8" joinstyle="miter"/>
                 <v:imagedata o:title=""/>
@@ -241,15 +1079,29 @@
                         <w:jc w:val="both"/>
                         <w:rPr>
                           <w:rFonts w:hint="default"/>
-                          <w:lang w:val="en-US"/>
+                          <w:lang w:val="en-IN"/>
                         </w:rPr>
                       </w:pPr>
                       <w:r>
                         <w:rPr>
                           <w:rFonts w:hint="default"/>
+                          <w:lang w:val="en-IN"/>
+                        </w:rPr>
+                        <w:t>Read n</w:t>
+                      </w:r>
+                      <w:r>
+                        <w:rPr>
+                          <w:rFonts w:hint="default"/>
                           <w:lang w:val="en-US"/>
                         </w:rPr>
-                        <w:t>Name=”Ratn”</w:t>
+                        <w:t>am</w:t>
+                      </w:r>
+                      <w:r>
+                        <w:rPr>
+                          <w:rFonts w:hint="default"/>
+                          <w:lang w:val="en-IN"/>
+                        </w:rPr>
+                        <w:t>e</w:t>
                       </w:r>
                     </w:p>
                   </w:txbxContent>
@@ -259,6 +1111,30 @@
           </mc:Fallback>
         </mc:AlternateContent>
       </w:r>
+    </w:p>
+    <w:p>
+      <w:pPr>
+        <w:rPr>
+          <w:rFonts w:hint="default"/>
+          <w:lang w:val="en-IN"/>
+        </w:rPr>
+      </w:pPr>
+    </w:p>
+    <w:p>
+      <w:pPr>
+        <w:rPr>
+          <w:rFonts w:hint="default"/>
+          <w:lang w:val="en-IN"/>
+        </w:rPr>
+      </w:pPr>
+    </w:p>
+    <w:p>
+      <w:pPr>
+        <w:rPr>
+          <w:rFonts w:hint="default"/>
+          <w:lang w:val="en-IN"/>
+        </w:rPr>
+      </w:pPr>
       <w:r>
         <w:rPr>
           <w:sz w:val="20"/>
@@ -266,18 +1142,18 @@
         <mc:AlternateContent>
           <mc:Choice Requires="wps">
             <w:drawing>
-              <wp:anchor distT="0" distB="0" distL="114300" distR="114300" simplePos="0" relativeHeight="251663360" behindDoc="0" locked="0" layoutInCell="1" allowOverlap="1">
+              <wp:anchor distT="0" distB="0" distL="114300" distR="114300" simplePos="0" relativeHeight="251664384" behindDoc="0" locked="0" layoutInCell="1" allowOverlap="1">
                 <wp:simplePos x="0" y="0"/>
                 <wp:positionH relativeFrom="column">
-                  <wp:posOffset>2172335</wp:posOffset>
+                  <wp:posOffset>402590</wp:posOffset>
                 </wp:positionH>
                 <wp:positionV relativeFrom="paragraph">
-                  <wp:posOffset>795020</wp:posOffset>
+                  <wp:posOffset>130175</wp:posOffset>
                 </wp:positionV>
-                <wp:extent cx="114300" cy="258445"/>
-                <wp:effectExtent l="15240" t="6350" r="22860" b="9525"/>
+                <wp:extent cx="102235" cy="264795"/>
+                <wp:effectExtent l="15240" t="6350" r="19685" b="18415"/>
                 <wp:wrapNone/>
-                <wp:docPr id="7" name="Down Arrow 7"/>
+                <wp:docPr id="8" name="Down Arrow 8"/>
                 <wp:cNvGraphicFramePr/>
                 <a:graphic xmlns:a="http://schemas.openxmlformats.org/drawingml/2006/main">
                   <a:graphicData uri="http://schemas.microsoft.com/office/word/2010/wordprocessingShape">
@@ -285,8 +1161,8 @@
                       <wps:cNvSpPr/>
                       <wps:spPr>
                         <a:xfrm>
-                          <a:off x="3315335" y="1709420"/>
-                          <a:ext cx="114300" cy="258445"/>
+                          <a:off x="3291205" y="2567305"/>
+                          <a:ext cx="102235" cy="264795"/>
                         </a:xfrm>
                         <a:prstGeom prst="downArrow">
                           <a:avLst/>
@@ -319,7 +1195,7 @@
           </mc:Choice>
           <mc:Fallback>
             <w:pict>
-              <v:shape id="_x0000_s1026" o:spid="_x0000_s1026" o:spt="67" type="#_x0000_t67" style="position:absolute;left:0pt;margin-left:171.05pt;margin-top:62.6pt;height:20.35pt;width:9pt;z-index:251663360;v-text-anchor:middle;mso-width-relative:page;mso-height-relative:page;" fillcolor="#5B9BD5 [3204]" filled="t" stroked="t" coordsize="21600,21600" o:gfxdata="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" adj="16824,5400">
+              <v:shape id="_x0000_s1026" o:spid="_x0000_s1026" o:spt="67" type="#_x0000_t67" style="position:absolute;left:0pt;margin-left:31.7pt;margin-top:10.25pt;height:20.85pt;width:8.05pt;z-index:251664384;v-text-anchor:middle;mso-width-relative:page;mso-height-relative:page;" fillcolor="#5B9BD5 [3204]" filled="t" stroked="t" coordsize="21600,21600" o:gfxdata="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" adj="17431,5400">
                 <v:fill on="t" focussize="0,0"/>
                 <v:stroke weight="1pt" color="#2E75B6 [2404]" miterlimit="8" joinstyle="miter"/>
                 <v:imagedata o:title=""/>
@@ -329,6 +1205,270 @@
           </mc:Fallback>
         </mc:AlternateContent>
       </w:r>
+    </w:p>
+    <w:p>
+      <w:pPr>
+        <w:rPr>
+          <w:rFonts w:hint="default"/>
+          <w:lang w:val="en-IN"/>
+        </w:rPr>
+      </w:pPr>
+    </w:p>
+    <w:p>
+      <w:pPr>
+        <w:rPr>
+          <w:rFonts w:hint="default"/>
+          <w:lang w:val="en-IN"/>
+        </w:rPr>
+      </w:pPr>
+    </w:p>
+    <w:p>
+      <w:pPr>
+        <w:rPr>
+          <w:rFonts w:hint="default"/>
+          <w:lang w:val="en-IN"/>
+        </w:rPr>
+      </w:pPr>
+      <w:r>
+        <w:rPr>
+          <w:sz w:val="20"/>
+        </w:rPr>
+        <mc:AlternateContent>
+          <mc:Choice Requires="wps">
+            <w:drawing>
+              <wp:anchor distT="0" distB="0" distL="114300" distR="114300" simplePos="0" relativeHeight="251661312" behindDoc="0" locked="0" layoutInCell="1" allowOverlap="1">
+                <wp:simplePos x="0" y="0"/>
+                <wp:positionH relativeFrom="column">
+                  <wp:posOffset>-88900</wp:posOffset>
+                </wp:positionH>
+                <wp:positionV relativeFrom="paragraph">
+                  <wp:posOffset>1905</wp:posOffset>
+                </wp:positionV>
+                <wp:extent cx="1073785" cy="426085"/>
+                <wp:effectExtent l="6350" t="6350" r="17145" b="9525"/>
+                <wp:wrapNone/>
+                <wp:docPr id="3" name="Flowchart: Process 3"/>
+                <wp:cNvGraphicFramePr/>
+                <a:graphic xmlns:a="http://schemas.openxmlformats.org/drawingml/2006/main">
+                  <a:graphicData uri="http://schemas.microsoft.com/office/word/2010/wordprocessingShape">
+                    <wps:wsp>
+                      <wps:cNvSpPr/>
+                      <wps:spPr>
+                        <a:xfrm>
+                          <a:off x="2841625" y="3072130"/>
+                          <a:ext cx="1073785" cy="426085"/>
+                        </a:xfrm>
+                        <a:prstGeom prst="flowChartProcess">
+                          <a:avLst/>
+                        </a:prstGeom>
+                      </wps:spPr>
+                      <wps:style>
+                        <a:lnRef idx="2">
+                          <a:schemeClr val="accent1">
+                            <a:lumMod val="75000"/>
+                          </a:schemeClr>
+                        </a:lnRef>
+                        <a:fillRef idx="1">
+                          <a:schemeClr val="accent1"/>
+                        </a:fillRef>
+                        <a:effectRef idx="0">
+                          <a:srgbClr val="FFFFFF"/>
+                        </a:effectRef>
+                        <a:fontRef idx="minor">
+                          <a:schemeClr val="lt1"/>
+                        </a:fontRef>
+                      </wps:style>
+                      <wps:txbx>
+                        <w:txbxContent>
+                          <w:p>
+                            <w:pPr>
+                              <w:jc w:val="center"/>
+                              <w:rPr>
+                                <w:rFonts w:hint="default"/>
+                                <w:lang w:val="en-US"/>
+                              </w:rPr>
+                            </w:pPr>
+                            <w:r>
+                              <w:rPr>
+                                <w:rFonts w:hint="default"/>
+                                <w:lang w:val="en-US"/>
+                              </w:rPr>
+                              <w:t>Read</w:t>
+                            </w:r>
+                            <w:r>
+                              <w:rPr>
+                                <w:rFonts w:hint="default"/>
+                                <w:lang w:val="en-IN"/>
+                              </w:rPr>
+                              <w:t xml:space="preserve"> Hello</w:t>
+                            </w:r>
+                            <w:r>
+                              <w:rPr>
+                                <w:rFonts w:hint="default"/>
+                                <w:lang w:val="en-US"/>
+                              </w:rPr>
+                              <w:t xml:space="preserve"> {name}</w:t>
+                            </w:r>
+                          </w:p>
+                        </w:txbxContent>
+                      </wps:txbx>
+                      <wps:bodyPr rot="0" spcFirstLastPara="0" vertOverflow="overflow" horzOverflow="overflow" vert="horz" wrap="square" lIns="91440" tIns="45720" rIns="91440" bIns="45720" numCol="1" spcCol="0" rtlCol="0" fromWordArt="0" anchor="ctr" anchorCtr="0" forceAA="0" compatLnSpc="1">
+                        <a:noAutofit/>
+                      </wps:bodyPr>
+                    </wps:wsp>
+                  </a:graphicData>
+                </a:graphic>
+              </wp:anchor>
+            </w:drawing>
+          </mc:Choice>
+          <mc:Fallback>
+            <w:pict>
+              <v:shape id="_x0000_s1026" o:spid="_x0000_s1026" o:spt="109" type="#_x0000_t109" style="position:absolute;left:0pt;margin-left:-7pt;margin-top:0.15pt;height:33.55pt;width:84.55pt;z-index:251661312;v-text-anchor:middle;mso-width-relative:page;mso-height-relative:page;" fillcolor="#5B9BD5 [3204]" filled="t" stroked="t" coordsize="21600,21600" o:gfxdata="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">
+                <v:fill on="t" focussize="0,0"/>
+                <v:stroke weight="1pt" color="#2E75B6 [2404]" miterlimit="8" joinstyle="miter"/>
+                <v:imagedata o:title=""/>
+                <o:lock v:ext="edit" aspectratio="f"/>
+                <v:textbox>
+                  <w:txbxContent>
+                    <w:p>
+                      <w:pPr>
+                        <w:jc w:val="center"/>
+                        <w:rPr>
+                          <w:rFonts w:hint="default"/>
+                          <w:lang w:val="en-US"/>
+                        </w:rPr>
+                      </w:pPr>
+                      <w:r>
+                        <w:rPr>
+                          <w:rFonts w:hint="default"/>
+                          <w:lang w:val="en-US"/>
+                        </w:rPr>
+                        <w:t>Read</w:t>
+                      </w:r>
+                      <w:r>
+                        <w:rPr>
+                          <w:rFonts w:hint="default"/>
+                          <w:lang w:val="en-IN"/>
+                        </w:rPr>
+                        <w:t xml:space="preserve"> Hello</w:t>
+                      </w:r>
+                      <w:r>
+                        <w:rPr>
+                          <w:rFonts w:hint="default"/>
+                          <w:lang w:val="en-US"/>
+                        </w:rPr>
+                        <w:t xml:space="preserve"> {name}</w:t>
+                      </w:r>
+                    </w:p>
+                  </w:txbxContent>
+                </v:textbox>
+              </v:shape>
+            </w:pict>
+          </mc:Fallback>
+        </mc:AlternateContent>
+      </w:r>
+    </w:p>
+    <w:p>
+      <w:pPr>
+        <w:rPr>
+          <w:rFonts w:hint="default"/>
+          <w:lang w:val="en-IN"/>
+        </w:rPr>
+      </w:pPr>
+    </w:p>
+    <w:p>
+      <w:pPr>
+        <w:rPr>
+          <w:rFonts w:hint="default"/>
+          <w:lang w:val="en-IN"/>
+        </w:rPr>
+      </w:pPr>
+      <w:r>
+        <w:rPr>
+          <w:sz w:val="20"/>
+        </w:rPr>
+        <mc:AlternateContent>
+          <mc:Choice Requires="wps">
+            <w:drawing>
+              <wp:anchor distT="0" distB="0" distL="114300" distR="114300" simplePos="0" relativeHeight="251665408" behindDoc="0" locked="0" layoutInCell="1" allowOverlap="1">
+                <wp:simplePos x="0" y="0"/>
+                <wp:positionH relativeFrom="column">
+                  <wp:posOffset>378460</wp:posOffset>
+                </wp:positionH>
+                <wp:positionV relativeFrom="paragraph">
+                  <wp:posOffset>135255</wp:posOffset>
+                </wp:positionV>
+                <wp:extent cx="96520" cy="222250"/>
+                <wp:effectExtent l="15240" t="6350" r="25400" b="15240"/>
+                <wp:wrapNone/>
+                <wp:docPr id="9" name="Down Arrow 9"/>
+                <wp:cNvGraphicFramePr/>
+                <a:graphic xmlns:a="http://schemas.openxmlformats.org/drawingml/2006/main">
+                  <a:graphicData uri="http://schemas.microsoft.com/office/word/2010/wordprocessingShape">
+                    <wps:wsp>
+                      <wps:cNvSpPr/>
+                      <wps:spPr>
+                        <a:xfrm>
+                          <a:off x="3363595" y="3467735"/>
+                          <a:ext cx="96520" cy="222250"/>
+                        </a:xfrm>
+                        <a:prstGeom prst="downArrow">
+                          <a:avLst/>
+                        </a:prstGeom>
+                      </wps:spPr>
+                      <wps:style>
+                        <a:lnRef idx="2">
+                          <a:schemeClr val="accent1">
+                            <a:lumMod val="75000"/>
+                          </a:schemeClr>
+                        </a:lnRef>
+                        <a:fillRef idx="1">
+                          <a:schemeClr val="accent1"/>
+                        </a:fillRef>
+                        <a:effectRef idx="0">
+                          <a:srgbClr val="FFFFFF"/>
+                        </a:effectRef>
+                        <a:fontRef idx="minor">
+                          <a:schemeClr val="lt1"/>
+                        </a:fontRef>
+                      </wps:style>
+                      <wps:bodyPr rot="0" spcFirstLastPara="0" vertOverflow="overflow" horzOverflow="overflow" vert="horz" wrap="square" lIns="91440" tIns="45720" rIns="91440" bIns="45720" numCol="1" spcCol="0" rtlCol="0" fromWordArt="0" anchor="ctr" anchorCtr="0" forceAA="0" compatLnSpc="1">
+                        <a:noAutofit/>
+                      </wps:bodyPr>
+                    </wps:wsp>
+                  </a:graphicData>
+                </a:graphic>
+              </wp:anchor>
+            </w:drawing>
+          </mc:Choice>
+          <mc:Fallback>
+            <w:pict>
+              <v:shape id="_x0000_s1026" o:spid="_x0000_s1026" o:spt="67" type="#_x0000_t67" style="position:absolute;left:0pt;margin-left:29.8pt;margin-top:10.65pt;height:17.5pt;width:7.6pt;z-index:251665408;v-text-anchor:middle;mso-width-relative:page;mso-height-relative:page;" fillcolor="#5B9BD5 [3204]" filled="t" stroked="t" coordsize="21600,21600" o:gfxdata="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" adj="16910,5400">
+                <v:fill on="t" focussize="0,0"/>
+                <v:stroke weight="1pt" color="#2E75B6 [2404]" miterlimit="8" joinstyle="miter"/>
+                <v:imagedata o:title=""/>
+                <o:lock v:ext="edit" aspectratio="f"/>
+              </v:shape>
+            </w:pict>
+          </mc:Fallback>
+        </mc:AlternateContent>
+      </w:r>
+    </w:p>
+    <w:p>
+      <w:pPr>
+        <w:rPr>
+          <w:rFonts w:hint="default"/>
+          <w:lang w:val="en-IN"/>
+        </w:rPr>
+      </w:pPr>
+    </w:p>
+    <w:p>
+      <w:pPr>
+        <w:rPr>
+          <w:rFonts w:hint="default"/>
+          <w:lang w:val="en-IN"/>
+        </w:rPr>
+      </w:pPr>
       <w:r>
         <w:rPr>
           <w:sz w:val="20"/>
@@ -339,10 +1479,10 @@
               <wp:anchor distT="0" distB="0" distL="114300" distR="114300" simplePos="0" relativeHeight="251662336" behindDoc="0" locked="0" layoutInCell="1" allowOverlap="1">
                 <wp:simplePos x="0" y="0"/>
                 <wp:positionH relativeFrom="column">
-                  <wp:posOffset>1668145</wp:posOffset>
+                  <wp:posOffset>-156210</wp:posOffset>
                 </wp:positionH>
                 <wp:positionV relativeFrom="paragraph">
-                  <wp:posOffset>2991485</wp:posOffset>
+                  <wp:posOffset>95885</wp:posOffset>
                 </wp:positionV>
                 <wp:extent cx="1098550" cy="365760"/>
                 <wp:effectExtent l="6350" t="6350" r="7620" b="8890"/>
@@ -409,7 +1549,7 @@
           </mc:Choice>
           <mc:Fallback>
             <w:pict>
-              <v:shape id="_x0000_s1026" o:spid="_x0000_s1026" o:spt="116" type="#_x0000_t116" style="position:absolute;left:0pt;margin-left:131.35pt;margin-top:235.55pt;height:28.8pt;width:86.5pt;z-index:251662336;v-text-anchor:middle;mso-width-relative:page;mso-height-relative:page;" fillcolor="#5B9BD5 [3204]" filled="t" stroked="t" coordsize="21600,21600" o:gfxdata="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">
+              <v:shape id="_x0000_s1026" o:spid="_x0000_s1026" o:spt="116" type="#_x0000_t116" style="position:absolute;left:0pt;margin-left:-12.3pt;margin-top:7.55pt;height:28.8pt;width:86.5pt;z-index:251662336;v-text-anchor:middle;mso-width-relative:page;mso-height-relative:page;" fillcolor="#5B9BD5 [3204]" filled="t" stroked="t" coordsize="21600,21600" o:gfxdata="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">
                 <v:fill on="t" focussize="0,0"/>
                 <v:stroke weight="1pt" color="#2E75B6 [2404]" miterlimit="8" joinstyle="miter"/>
                 <v:imagedata o:title=""/>
@@ -439,6 +1579,87 @@
           </mc:Fallback>
         </mc:AlternateContent>
       </w:r>
+    </w:p>
+    <w:p>
+      <w:pPr>
+        <w:rPr>
+          <w:rFonts w:hint="default"/>
+          <w:lang w:val="en-IN"/>
+        </w:rPr>
+      </w:pPr>
+    </w:p>
+    <w:p>
+      <w:pPr>
+        <w:rPr>
+          <w:rFonts w:hint="default"/>
+          <w:lang w:val="en-IN"/>
+        </w:rPr>
+      </w:pPr>
+    </w:p>
+    <w:p>
+      <w:pPr>
+        <w:rPr>
+          <w:rFonts w:hint="default"/>
+          <w:lang w:val="en-IN"/>
+        </w:rPr>
+      </w:pPr>
+    </w:p>
+    <w:p>
+      <w:pPr>
+        <w:rPr>
+          <w:rFonts w:hint="default"/>
+          <w:lang w:val="en-IN"/>
+        </w:rPr>
+      </w:pPr>
+    </w:p>
+    <w:p>
+      <w:pPr>
+        <w:rPr>
+          <w:rFonts w:hint="default"/>
+          <w:lang w:val="en-IN"/>
+        </w:rPr>
+      </w:pPr>
+    </w:p>
+    <w:p>
+      <w:pPr>
+        <w:rPr>
+          <w:rFonts w:hint="default"/>
+          <w:lang w:val="en-IN"/>
+        </w:rPr>
+      </w:pPr>
+      <w:r>
+        <w:rPr>
+          <w:rFonts w:hint="default"/>
+          <w:lang w:val="en-IN"/>
+        </w:rPr>
+        <w:t>Q.2 Taking input 2 nos and sum of this nos</w:t>
+      </w:r>
+    </w:p>
+    <w:p>
+      <w:pPr>
+        <w:rPr>
+          <w:rFonts w:hint="default"/>
+          <w:lang w:val="en-IN"/>
+        </w:rPr>
+      </w:pPr>
+    </w:p>
+    <w:p>
+      <w:pPr>
+        <w:rPr>
+          <w:rFonts w:hint="default"/>
+          <w:lang w:val="en-IN"/>
+        </w:rPr>
+      </w:pPr>
+    </w:p>
+    <w:p>
+      <w:pPr>
+        <w:rPr>
+          <w:rFonts w:hint="default"/>
+          <w:lang w:val="en-IN"/>
+        </w:rPr>
+      </w:pPr>
+      <w:bookmarkStart w:id="0" w:name="_GoBack"/>
+      <w:bookmarkEnd w:id="0"/>
       <w:r>
         <w:rPr>
           <w:sz w:val="20"/>
@@ -446,18 +1667,18 @@
         <mc:AlternateContent>
           <mc:Choice Requires="wps">
             <w:drawing>
-              <wp:anchor distT="0" distB="0" distL="114300" distR="114300" simplePos="0" relativeHeight="251661312" behindDoc="0" locked="0" layoutInCell="1" allowOverlap="1">
+              <wp:anchor distT="0" distB="0" distL="114300" distR="114300" simplePos="0" relativeHeight="251676672" behindDoc="0" locked="0" layoutInCell="1" allowOverlap="1">
                 <wp:simplePos x="0" y="0"/>
                 <wp:positionH relativeFrom="column">
-                  <wp:posOffset>1698625</wp:posOffset>
+                  <wp:posOffset>102235</wp:posOffset>
                 </wp:positionH>
                 <wp:positionV relativeFrom="paragraph">
-                  <wp:posOffset>2157730</wp:posOffset>
+                  <wp:posOffset>1394460</wp:posOffset>
                 </wp:positionV>
-                <wp:extent cx="1073785" cy="347980"/>
-                <wp:effectExtent l="6350" t="6350" r="17145" b="11430"/>
+                <wp:extent cx="875665" cy="384175"/>
+                <wp:effectExtent l="6350" t="6350" r="17145" b="20955"/>
                 <wp:wrapNone/>
-                <wp:docPr id="3" name="Flowchart: Process 3"/>
+                <wp:docPr id="20" name="Flowchart: Process 20"/>
                 <wp:cNvGraphicFramePr/>
                 <a:graphic xmlns:a="http://schemas.openxmlformats.org/drawingml/2006/main">
                   <a:graphicData uri="http://schemas.microsoft.com/office/word/2010/wordprocessingShape">
@@ -465,8 +1686,8 @@
                       <wps:cNvSpPr/>
                       <wps:spPr>
                         <a:xfrm>
-                          <a:off x="2841625" y="3072130"/>
-                          <a:ext cx="1073785" cy="347980"/>
+                          <a:off x="1461135" y="9363710"/>
+                          <a:ext cx="875665" cy="384175"/>
                         </a:xfrm>
                         <a:prstGeom prst="flowChartProcess">
                           <a:avLst/>
@@ -495,15 +1716,15 @@
                               <w:jc w:val="center"/>
                               <w:rPr>
                                 <w:rFonts w:hint="default"/>
-                                <w:lang w:val="en-US"/>
+                                <w:lang w:val="en-IN"/>
                               </w:rPr>
                             </w:pPr>
                             <w:r>
                               <w:rPr>
                                 <w:rFonts w:hint="default"/>
-                                <w:lang w:val="en-US"/>
+                                <w:lang w:val="en-IN"/>
                               </w:rPr>
-                              <w:t>Read {name}</w:t>
+                              <w:t>Sum=a+b</w:t>
                             </w:r>
                           </w:p>
                         </w:txbxContent>
@@ -519,7 +1740,7 @@
           </mc:Choice>
           <mc:Fallback>
             <w:pict>
-              <v:shape id="_x0000_s1026" o:spid="_x0000_s1026" o:spt="109" type="#_x0000_t109" style="position:absolute;left:0pt;margin-left:133.75pt;margin-top:169.9pt;height:27.4pt;width:84.55pt;z-index:251661312;v-text-anchor:middle;mso-width-relative:page;mso-height-relative:page;" fillcolor="#5B9BD5 [3204]" filled="t" stroked="t" coordsize="21600,21600" o:gfxdata="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">
+              <v:shape id="_x0000_s1026" o:spid="_x0000_s1026" o:spt="109" type="#_x0000_t109" style="position:absolute;left:0pt;margin-left:8.05pt;margin-top:109.8pt;height:30.25pt;width:68.95pt;z-index:251676672;v-text-anchor:middle;mso-width-relative:page;mso-height-relative:page;" fillcolor="#5B9BD5 [3204]" filled="t" stroked="t" coordsize="21600,21600" o:gfxdata="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">
                 <v:fill on="t" focussize="0,0"/>
                 <v:stroke weight="1pt" color="#2E75B6 [2404]" miterlimit="8" joinstyle="miter"/>
                 <v:imagedata o:title=""/>
@@ -531,15 +1752,15 @@
                         <w:jc w:val="center"/>
                         <w:rPr>
                           <w:rFonts w:hint="default"/>
-                          <w:lang w:val="en-US"/>
+                          <w:lang w:val="en-IN"/>
                         </w:rPr>
                       </w:pPr>
                       <w:r>
                         <w:rPr>
                           <w:rFonts w:hint="default"/>
-                          <w:lang w:val="en-US"/>
+                          <w:lang w:val="en-IN"/>
                         </w:rPr>
-                        <w:t>Read {name}</w:t>
+                        <w:t>Sum=a+b</w:t>
                       </w:r>
                     </w:p>
                   </w:txbxContent>
@@ -556,18 +1777,18 @@
         <mc:AlternateContent>
           <mc:Choice Requires="wps">
             <w:drawing>
-              <wp:anchor distT="0" distB="0" distL="114300" distR="114300" simplePos="0" relativeHeight="251659264" behindDoc="0" locked="0" layoutInCell="1" allowOverlap="1">
+              <wp:anchor distT="0" distB="0" distL="114300" distR="114300" simplePos="0" relativeHeight="251678720" behindDoc="0" locked="0" layoutInCell="1" allowOverlap="1">
                 <wp:simplePos x="0" y="0"/>
                 <wp:positionH relativeFrom="column">
-                  <wp:posOffset>1578610</wp:posOffset>
+                  <wp:posOffset>13335</wp:posOffset>
                 </wp:positionH>
                 <wp:positionV relativeFrom="paragraph">
-                  <wp:posOffset>423545</wp:posOffset>
+                  <wp:posOffset>2056765</wp:posOffset>
                 </wp:positionV>
-                <wp:extent cx="1151890" cy="347980"/>
-                <wp:effectExtent l="6350" t="6350" r="15240" b="11430"/>
+                <wp:extent cx="995680" cy="408305"/>
+                <wp:effectExtent l="10160" t="6350" r="15240" b="12065"/>
                 <wp:wrapNone/>
-                <wp:docPr id="1" name="Flowchart: Terminator 1"/>
+                <wp:docPr id="23" name="Flowchart: Data 23"/>
                 <wp:cNvGraphicFramePr/>
                 <a:graphic xmlns:a="http://schemas.openxmlformats.org/drawingml/2006/main">
                   <a:graphicData uri="http://schemas.microsoft.com/office/word/2010/wordprocessingShape">
@@ -575,8 +1796,228 @@
                       <wps:cNvSpPr/>
                       <wps:spPr>
                         <a:xfrm>
-                          <a:off x="2721610" y="1337945"/>
-                          <a:ext cx="1151890" cy="347980"/>
+                          <a:off x="1353820" y="9274175"/>
+                          <a:ext cx="995680" cy="408305"/>
+                        </a:xfrm>
+                        <a:prstGeom prst="flowChartInputOutput">
+                          <a:avLst/>
+                        </a:prstGeom>
+                      </wps:spPr>
+                      <wps:style>
+                        <a:lnRef idx="2">
+                          <a:schemeClr val="accent1">
+                            <a:lumMod val="75000"/>
+                          </a:schemeClr>
+                        </a:lnRef>
+                        <a:fillRef idx="1">
+                          <a:schemeClr val="accent1"/>
+                        </a:fillRef>
+                        <a:effectRef idx="0">
+                          <a:srgbClr val="FFFFFF"/>
+                        </a:effectRef>
+                        <a:fontRef idx="minor">
+                          <a:schemeClr val="lt1"/>
+                        </a:fontRef>
+                      </wps:style>
+                      <wps:txbx>
+                        <w:txbxContent>
+                          <w:p>
+                            <w:pPr>
+                              <w:jc w:val="center"/>
+                              <w:rPr>
+                                <w:rFonts w:hint="default"/>
+                                <w:lang w:val="en-IN"/>
+                              </w:rPr>
+                            </w:pPr>
+                            <w:r>
+                              <w:rPr>
+                                <w:rFonts w:hint="default"/>
+                                <w:lang w:val="en-IN"/>
+                              </w:rPr>
+                              <w:t>sum</w:t>
+                            </w:r>
+                          </w:p>
+                        </w:txbxContent>
+                      </wps:txbx>
+                      <wps:bodyPr rot="0" spcFirstLastPara="0" vertOverflow="overflow" horzOverflow="overflow" vert="horz" wrap="square" lIns="91440" tIns="45720" rIns="91440" bIns="45720" numCol="1" spcCol="0" rtlCol="0" fromWordArt="0" anchor="ctr" anchorCtr="0" forceAA="0" compatLnSpc="1">
+                        <a:noAutofit/>
+                      </wps:bodyPr>
+                    </wps:wsp>
+                  </a:graphicData>
+                </a:graphic>
+              </wp:anchor>
+            </w:drawing>
+          </mc:Choice>
+          <mc:Fallback>
+            <w:pict>
+              <v:shape id="_x0000_s1026" o:spid="_x0000_s1026" o:spt="111" type="#_x0000_t111" style="position:absolute;left:0pt;margin-left:1.05pt;margin-top:161.95pt;height:32.15pt;width:78.4pt;z-index:251678720;v-text-anchor:middle;mso-width-relative:page;mso-height-relative:page;" fillcolor="#5B9BD5 [3204]" filled="t" stroked="t" coordsize="21600,21600" o:gfxdata="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">
+                <v:fill on="t" focussize="0,0"/>
+                <v:stroke weight="1pt" color="#2E75B6 [2404]" miterlimit="8" joinstyle="miter"/>
+                <v:imagedata o:title=""/>
+                <o:lock v:ext="edit" aspectratio="f"/>
+                <v:textbox>
+                  <w:txbxContent>
+                    <w:p>
+                      <w:pPr>
+                        <w:jc w:val="center"/>
+                        <w:rPr>
+                          <w:rFonts w:hint="default"/>
+                          <w:lang w:val="en-IN"/>
+                        </w:rPr>
+                      </w:pPr>
+                      <w:r>
+                        <w:rPr>
+                          <w:rFonts w:hint="default"/>
+                          <w:lang w:val="en-IN"/>
+                        </w:rPr>
+                        <w:t>sum</w:t>
+                      </w:r>
+                    </w:p>
+                  </w:txbxContent>
+                </v:textbox>
+              </v:shape>
+            </w:pict>
+          </mc:Fallback>
+        </mc:AlternateContent>
+      </w:r>
+      <w:r>
+        <w:rPr>
+          <w:sz w:val="20"/>
+        </w:rPr>
+        <mc:AlternateContent>
+          <mc:Choice Requires="wps">
+            <w:drawing>
+              <wp:anchor distT="0" distB="0" distL="114300" distR="114300" simplePos="0" relativeHeight="251675648" behindDoc="0" locked="0" layoutInCell="1" allowOverlap="1">
+                <wp:simplePos x="0" y="0"/>
+                <wp:positionH relativeFrom="column">
+                  <wp:posOffset>47625</wp:posOffset>
+                </wp:positionH>
+                <wp:positionV relativeFrom="paragraph">
+                  <wp:posOffset>558165</wp:posOffset>
+                </wp:positionV>
+                <wp:extent cx="1231265" cy="611505"/>
+                <wp:effectExtent l="9525" t="6350" r="24130" b="6985"/>
+                <wp:wrapNone/>
+                <wp:docPr id="19" name="Flowchart: Data 19"/>
+                <wp:cNvGraphicFramePr/>
+                <a:graphic xmlns:a="http://schemas.openxmlformats.org/drawingml/2006/main">
+                  <a:graphicData uri="http://schemas.microsoft.com/office/word/2010/wordprocessingShape">
+                    <wps:wsp>
+                      <wps:cNvSpPr/>
+                      <wps:spPr>
+                        <a:xfrm>
+                          <a:off x="2019300" y="8557260"/>
+                          <a:ext cx="1231265" cy="611505"/>
+                        </a:xfrm>
+                        <a:prstGeom prst="flowChartInputOutput">
+                          <a:avLst/>
+                        </a:prstGeom>
+                      </wps:spPr>
+                      <wps:style>
+                        <a:lnRef idx="2">
+                          <a:schemeClr val="accent1">
+                            <a:lumMod val="75000"/>
+                          </a:schemeClr>
+                        </a:lnRef>
+                        <a:fillRef idx="1">
+                          <a:schemeClr val="accent1"/>
+                        </a:fillRef>
+                        <a:effectRef idx="0">
+                          <a:srgbClr val="FFFFFF"/>
+                        </a:effectRef>
+                        <a:fontRef idx="minor">
+                          <a:schemeClr val="lt1"/>
+                        </a:fontRef>
+                      </wps:style>
+                      <wps:txbx>
+                        <w:txbxContent>
+                          <w:p>
+                            <w:pPr>
+                              <w:jc w:val="center"/>
+                              <w:rPr>
+                                <w:rFonts w:hint="default"/>
+                                <w:lang w:val="en-IN"/>
+                              </w:rPr>
+                            </w:pPr>
+                            <w:r>
+                              <w:rPr>
+                                <w:rFonts w:hint="default"/>
+                                <w:lang w:val="en-IN"/>
+                              </w:rPr>
+                              <w:t>Read a=10,b=20</w:t>
+                            </w:r>
+                          </w:p>
+                        </w:txbxContent>
+                      </wps:txbx>
+                      <wps:bodyPr rot="0" spcFirstLastPara="0" vertOverflow="overflow" horzOverflow="overflow" vert="horz" wrap="square" lIns="91440" tIns="45720" rIns="91440" bIns="45720" numCol="1" spcCol="0" rtlCol="0" fromWordArt="0" anchor="ctr" anchorCtr="0" forceAA="0" compatLnSpc="1">
+                        <a:noAutofit/>
+                      </wps:bodyPr>
+                    </wps:wsp>
+                  </a:graphicData>
+                </a:graphic>
+              </wp:anchor>
+            </w:drawing>
+          </mc:Choice>
+          <mc:Fallback>
+            <w:pict>
+              <v:shape id="_x0000_s1026" o:spid="_x0000_s1026" o:spt="111" type="#_x0000_t111" style="position:absolute;left:0pt;margin-left:3.75pt;margin-top:43.95pt;height:48.15pt;width:96.95pt;z-index:251675648;v-text-anchor:middle;mso-width-relative:page;mso-height-relative:page;" fillcolor="#5B9BD5 [3204]" filled="t" stroked="t" coordsize="21600,21600" o:gfxdata="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">
+                <v:fill on="t" focussize="0,0"/>
+                <v:stroke weight="1pt" color="#2E75B6 [2404]" miterlimit="8" joinstyle="miter"/>
+                <v:imagedata o:title=""/>
+                <o:lock v:ext="edit" aspectratio="f"/>
+                <v:textbox>
+                  <w:txbxContent>
+                    <w:p>
+                      <w:pPr>
+                        <w:jc w:val="center"/>
+                        <w:rPr>
+                          <w:rFonts w:hint="default"/>
+                          <w:lang w:val="en-IN"/>
+                        </w:rPr>
+                      </w:pPr>
+                      <w:r>
+                        <w:rPr>
+                          <w:rFonts w:hint="default"/>
+                          <w:lang w:val="en-IN"/>
+                        </w:rPr>
+                        <w:t>Read a=10,b=20</w:t>
+                      </w:r>
+                    </w:p>
+                  </w:txbxContent>
+                </v:textbox>
+              </v:shape>
+            </w:pict>
+          </mc:Fallback>
+        </mc:AlternateContent>
+      </w:r>
+      <w:r>
+        <w:rPr>
+          <w:sz w:val="20"/>
+        </w:rPr>
+        <mc:AlternateContent>
+          <mc:Choice Requires="wps">
+            <w:drawing>
+              <wp:anchor distT="0" distB="0" distL="114300" distR="114300" simplePos="0" relativeHeight="251674624" behindDoc="0" locked="0" layoutInCell="1" allowOverlap="1">
+                <wp:simplePos x="0" y="0"/>
+                <wp:positionH relativeFrom="column">
+                  <wp:posOffset>162560</wp:posOffset>
+                </wp:positionH>
+                <wp:positionV relativeFrom="paragraph">
+                  <wp:posOffset>59690</wp:posOffset>
+                </wp:positionV>
+                <wp:extent cx="1025525" cy="323850"/>
+                <wp:effectExtent l="6350" t="6350" r="19685" b="20320"/>
+                <wp:wrapNone/>
+                <wp:docPr id="18" name="Flowchart: Terminator 18"/>
+                <wp:cNvGraphicFramePr/>
+                <a:graphic xmlns:a="http://schemas.openxmlformats.org/drawingml/2006/main">
+                  <a:graphicData uri="http://schemas.microsoft.com/office/word/2010/wordprocessingShape">
+                    <wps:wsp>
+                      <wps:cNvSpPr/>
+                      <wps:spPr>
+                        <a:xfrm>
+                          <a:off x="1533525" y="7819390"/>
+                          <a:ext cx="1025525" cy="323850"/>
                         </a:xfrm>
                         <a:prstGeom prst="flowChartTerminator">
                           <a:avLst/>
@@ -605,13 +2046,13 @@
                               <w:jc w:val="center"/>
                               <w:rPr>
                                 <w:rFonts w:hint="default"/>
-                                <w:lang w:val="en-US"/>
+                                <w:lang w:val="en-IN"/>
                               </w:rPr>
                             </w:pPr>
                             <w:r>
                               <w:rPr>
                                 <w:rFonts w:hint="default"/>
-                                <w:lang w:val="en-US"/>
+                                <w:lang w:val="en-IN"/>
                               </w:rPr>
                               <w:t>start</w:t>
                             </w:r>
@@ -629,7 +2070,7 @@
           </mc:Choice>
           <mc:Fallback>
             <w:pict>
-              <v:shape id="_x0000_s1026" o:spid="_x0000_s1026" o:spt="116" type="#_x0000_t116" style="position:absolute;left:0pt;margin-left:124.3pt;margin-top:33.35pt;height:27.4pt;width:90.7pt;z-index:251659264;v-text-anchor:middle;mso-width-relative:page;mso-height-relative:page;" fillcolor="#5B9BD5 [3204]" filled="t" stroked="t" coordsize="21600,21600" o:gfxdata="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">
+              <v:shape id="_x0000_s1026" o:spid="_x0000_s1026" o:spt="116" type="#_x0000_t116" style="position:absolute;left:0pt;margin-left:12.8pt;margin-top:4.7pt;height:25.5pt;width:80.75pt;z-index:251674624;v-text-anchor:middle;mso-width-relative:page;mso-height-relative:page;" fillcolor="#5B9BD5 [3204]" filled="t" stroked="t" coordsize="21600,21600" o:gfxdata="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">
                 <v:fill on="t" focussize="0,0"/>
                 <v:stroke weight="1pt" color="#2E75B6 [2404]" miterlimit="8" joinstyle="miter"/>
                 <v:imagedata o:title=""/>
@@ -641,13 +2082,13 @@
                         <w:jc w:val="center"/>
                         <w:rPr>
                           <w:rFonts w:hint="default"/>
-                          <w:lang w:val="en-US"/>
+                          <w:lang w:val="en-IN"/>
                         </w:rPr>
                       </w:pPr>
                       <w:r>
                         <w:rPr>
                           <w:rFonts w:hint="default"/>
-                          <w:lang w:val="en-US"/>
+                          <w:lang w:val="en-IN"/>
                         </w:rPr>
                         <w:t>start</w:t>
                       </w:r>
@@ -661,13 +2102,394 @@
       </w:r>
       <w:r>
         <w:rPr>
-          <w:rFonts w:hint="default"/>
-          <w:lang w:val="en-US"/>
-        </w:rPr>
-        <w:t>Q.1 flowchart of print name</w:t>
-      </w:r>
-      <w:bookmarkStart w:id="0" w:name="_GoBack"/>
-      <w:bookmarkEnd w:id="0"/>
+          <w:sz w:val="20"/>
+        </w:rPr>
+        <mc:AlternateContent>
+          <mc:Choice Requires="wps">
+            <w:drawing>
+              <wp:anchor distT="0" distB="0" distL="114300" distR="114300" simplePos="0" relativeHeight="251682816" behindDoc="0" locked="0" layoutInCell="1" allowOverlap="1">
+                <wp:simplePos x="0" y="0"/>
+                <wp:positionH relativeFrom="column">
+                  <wp:posOffset>504825</wp:posOffset>
+                </wp:positionH>
+                <wp:positionV relativeFrom="paragraph">
+                  <wp:posOffset>2519045</wp:posOffset>
+                </wp:positionV>
+                <wp:extent cx="75565" cy="240030"/>
+                <wp:effectExtent l="15240" t="6350" r="15875" b="12700"/>
+                <wp:wrapNone/>
+                <wp:docPr id="27" name="Down Arrow 27"/>
+                <wp:cNvGraphicFramePr/>
+                <a:graphic xmlns:a="http://schemas.openxmlformats.org/drawingml/2006/main">
+                  <a:graphicData uri="http://schemas.microsoft.com/office/word/2010/wordprocessingShape">
+                    <wps:wsp>
+                      <wps:cNvSpPr/>
+                      <wps:spPr>
+                        <a:xfrm>
+                          <a:off x="1647825" y="9634220"/>
+                          <a:ext cx="75565" cy="240030"/>
+                        </a:xfrm>
+                        <a:prstGeom prst="downArrow">
+                          <a:avLst/>
+                        </a:prstGeom>
+                      </wps:spPr>
+                      <wps:style>
+                        <a:lnRef idx="2">
+                          <a:schemeClr val="accent1">
+                            <a:lumMod val="75000"/>
+                          </a:schemeClr>
+                        </a:lnRef>
+                        <a:fillRef idx="1">
+                          <a:schemeClr val="accent1"/>
+                        </a:fillRef>
+                        <a:effectRef idx="0">
+                          <a:srgbClr val="FFFFFF"/>
+                        </a:effectRef>
+                        <a:fontRef idx="minor">
+                          <a:schemeClr val="lt1"/>
+                        </a:fontRef>
+                      </wps:style>
+                      <wps:bodyPr rot="0" spcFirstLastPara="0" vertOverflow="overflow" horzOverflow="overflow" vert="horz" wrap="square" lIns="91440" tIns="45720" rIns="91440" bIns="45720" numCol="1" spcCol="0" rtlCol="0" fromWordArt="0" anchor="ctr" anchorCtr="0" forceAA="0" compatLnSpc="1">
+                        <a:noAutofit/>
+                      </wps:bodyPr>
+                    </wps:wsp>
+                  </a:graphicData>
+                </a:graphic>
+              </wp:anchor>
+            </w:drawing>
+          </mc:Choice>
+          <mc:Fallback>
+            <w:pict>
+              <v:shape id="_x0000_s1026" o:spid="_x0000_s1026" o:spt="67" type="#_x0000_t67" style="position:absolute;left:0pt;margin-left:39.75pt;margin-top:198.35pt;height:18.9pt;width:5.95pt;z-index:251682816;v-text-anchor:middle;mso-width-relative:page;mso-height-relative:page;" fillcolor="#5B9BD5 [3204]" filled="t" stroked="t" coordsize="21600,21600" o:gfxdata="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" adj="18200,5400">
+                <v:fill on="t" focussize="0,0"/>
+                <v:stroke weight="1pt" color="#2E75B6 [2404]" miterlimit="8" joinstyle="miter"/>
+                <v:imagedata o:title=""/>
+                <o:lock v:ext="edit" aspectratio="f"/>
+              </v:shape>
+            </w:pict>
+          </mc:Fallback>
+        </mc:AlternateContent>
+      </w:r>
+      <w:r>
+        <w:rPr>
+          <w:sz w:val="20"/>
+        </w:rPr>
+        <mc:AlternateContent>
+          <mc:Choice Requires="wps">
+            <w:drawing>
+              <wp:anchor distT="0" distB="0" distL="114300" distR="114300" simplePos="0" relativeHeight="251681792" behindDoc="0" locked="0" layoutInCell="1" allowOverlap="1">
+                <wp:simplePos x="0" y="0"/>
+                <wp:positionH relativeFrom="column">
+                  <wp:posOffset>525780</wp:posOffset>
+                </wp:positionH>
+                <wp:positionV relativeFrom="paragraph">
+                  <wp:posOffset>1811020</wp:posOffset>
+                </wp:positionV>
+                <wp:extent cx="75565" cy="240030"/>
+                <wp:effectExtent l="15240" t="6350" r="15875" b="12700"/>
+                <wp:wrapNone/>
+                <wp:docPr id="26" name="Down Arrow 26"/>
+                <wp:cNvGraphicFramePr/>
+                <a:graphic xmlns:a="http://schemas.openxmlformats.org/drawingml/2006/main">
+                  <a:graphicData uri="http://schemas.microsoft.com/office/word/2010/wordprocessingShape">
+                    <wps:wsp>
+                      <wps:cNvSpPr/>
+                      <wps:spPr>
+                        <a:xfrm>
+                          <a:off x="1668780" y="8926195"/>
+                          <a:ext cx="75565" cy="240030"/>
+                        </a:xfrm>
+                        <a:prstGeom prst="downArrow">
+                          <a:avLst/>
+                        </a:prstGeom>
+                      </wps:spPr>
+                      <wps:style>
+                        <a:lnRef idx="2">
+                          <a:schemeClr val="accent1">
+                            <a:lumMod val="75000"/>
+                          </a:schemeClr>
+                        </a:lnRef>
+                        <a:fillRef idx="1">
+                          <a:schemeClr val="accent1"/>
+                        </a:fillRef>
+                        <a:effectRef idx="0">
+                          <a:srgbClr val="FFFFFF"/>
+                        </a:effectRef>
+                        <a:fontRef idx="minor">
+                          <a:schemeClr val="lt1"/>
+                        </a:fontRef>
+                      </wps:style>
+                      <wps:bodyPr rot="0" spcFirstLastPara="0" vertOverflow="overflow" horzOverflow="overflow" vert="horz" wrap="square" lIns="91440" tIns="45720" rIns="91440" bIns="45720" numCol="1" spcCol="0" rtlCol="0" fromWordArt="0" anchor="ctr" anchorCtr="0" forceAA="0" compatLnSpc="1">
+                        <a:noAutofit/>
+                      </wps:bodyPr>
+                    </wps:wsp>
+                  </a:graphicData>
+                </a:graphic>
+              </wp:anchor>
+            </w:drawing>
+          </mc:Choice>
+          <mc:Fallback>
+            <w:pict>
+              <v:shape id="_x0000_s1026" o:spid="_x0000_s1026" o:spt="67" type="#_x0000_t67" style="position:absolute;left:0pt;margin-left:41.4pt;margin-top:142.6pt;height:18.9pt;width:5.95pt;z-index:251681792;v-text-anchor:middle;mso-width-relative:page;mso-height-relative:page;" fillcolor="#5B9BD5 [3204]" filled="t" stroked="t" coordsize="21600,21600" o:gfxdata="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" adj="18200,5400">
+                <v:fill on="t" focussize="0,0"/>
+                <v:stroke weight="1pt" color="#2E75B6 [2404]" miterlimit="8" joinstyle="miter"/>
+                <v:imagedata o:title=""/>
+                <o:lock v:ext="edit" aspectratio="f"/>
+              </v:shape>
+            </w:pict>
+          </mc:Fallback>
+        </mc:AlternateContent>
+      </w:r>
+      <w:r>
+        <w:rPr>
+          <w:sz w:val="20"/>
+        </w:rPr>
+        <mc:AlternateContent>
+          <mc:Choice Requires="wps">
+            <w:drawing>
+              <wp:anchor distT="0" distB="0" distL="114300" distR="114300" simplePos="0" relativeHeight="251680768" behindDoc="0" locked="0" layoutInCell="1" allowOverlap="1">
+                <wp:simplePos x="0" y="0"/>
+                <wp:positionH relativeFrom="column">
+                  <wp:posOffset>543560</wp:posOffset>
+                </wp:positionH>
+                <wp:positionV relativeFrom="paragraph">
+                  <wp:posOffset>1210945</wp:posOffset>
+                </wp:positionV>
+                <wp:extent cx="75565" cy="168275"/>
+                <wp:effectExtent l="15240" t="6350" r="15875" b="23495"/>
+                <wp:wrapNone/>
+                <wp:docPr id="25" name="Down Arrow 25"/>
+                <wp:cNvGraphicFramePr/>
+                <a:graphic xmlns:a="http://schemas.openxmlformats.org/drawingml/2006/main">
+                  <a:graphicData uri="http://schemas.microsoft.com/office/word/2010/wordprocessingShape">
+                    <wps:wsp>
+                      <wps:cNvSpPr/>
+                      <wps:spPr>
+                        <a:xfrm>
+                          <a:off x="1686560" y="8326120"/>
+                          <a:ext cx="75565" cy="168275"/>
+                        </a:xfrm>
+                        <a:prstGeom prst="downArrow">
+                          <a:avLst/>
+                        </a:prstGeom>
+                      </wps:spPr>
+                      <wps:style>
+                        <a:lnRef idx="2">
+                          <a:schemeClr val="accent1">
+                            <a:lumMod val="75000"/>
+                          </a:schemeClr>
+                        </a:lnRef>
+                        <a:fillRef idx="1">
+                          <a:schemeClr val="accent1"/>
+                        </a:fillRef>
+                        <a:effectRef idx="0">
+                          <a:srgbClr val="FFFFFF"/>
+                        </a:effectRef>
+                        <a:fontRef idx="minor">
+                          <a:schemeClr val="lt1"/>
+                        </a:fontRef>
+                      </wps:style>
+                      <wps:bodyPr rot="0" spcFirstLastPara="0" vertOverflow="overflow" horzOverflow="overflow" vert="horz" wrap="square" lIns="91440" tIns="45720" rIns="91440" bIns="45720" numCol="1" spcCol="0" rtlCol="0" fromWordArt="0" anchor="ctr" anchorCtr="0" forceAA="0" compatLnSpc="1">
+                        <a:noAutofit/>
+                      </wps:bodyPr>
+                    </wps:wsp>
+                  </a:graphicData>
+                </a:graphic>
+              </wp:anchor>
+            </w:drawing>
+          </mc:Choice>
+          <mc:Fallback>
+            <w:pict>
+              <v:shape id="_x0000_s1026" o:spid="_x0000_s1026" o:spt="67" type="#_x0000_t67" style="position:absolute;left:0pt;margin-left:42.8pt;margin-top:95.35pt;height:13.25pt;width:5.95pt;z-index:251680768;v-text-anchor:middle;mso-width-relative:page;mso-height-relative:page;" fillcolor="#5B9BD5 [3204]" filled="t" stroked="t" coordsize="21600,21600" o:gfxdata="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" adj="16751,5400">
+                <v:fill on="t" focussize="0,0"/>
+                <v:stroke weight="1pt" color="#2E75B6 [2404]" miterlimit="8" joinstyle="miter"/>
+                <v:imagedata o:title=""/>
+                <o:lock v:ext="edit" aspectratio="f"/>
+              </v:shape>
+            </w:pict>
+          </mc:Fallback>
+        </mc:AlternateContent>
+      </w:r>
+      <w:r>
+        <w:rPr>
+          <w:sz w:val="20"/>
+        </w:rPr>
+        <mc:AlternateContent>
+          <mc:Choice Requires="wps">
+            <w:drawing>
+              <wp:anchor distT="0" distB="0" distL="114300" distR="114300" simplePos="0" relativeHeight="251679744" behindDoc="0" locked="0" layoutInCell="1" allowOverlap="1">
+                <wp:simplePos x="0" y="0"/>
+                <wp:positionH relativeFrom="column">
+                  <wp:posOffset>627380</wp:posOffset>
+                </wp:positionH>
+                <wp:positionV relativeFrom="paragraph">
+                  <wp:posOffset>396240</wp:posOffset>
+                </wp:positionV>
+                <wp:extent cx="81915" cy="160655"/>
+                <wp:effectExtent l="15240" t="6350" r="24765" b="15875"/>
+                <wp:wrapNone/>
+                <wp:docPr id="24" name="Down Arrow 24"/>
+                <wp:cNvGraphicFramePr/>
+                <a:graphic xmlns:a="http://schemas.openxmlformats.org/drawingml/2006/main">
+                  <a:graphicData uri="http://schemas.microsoft.com/office/word/2010/wordprocessingShape">
+                    <wps:wsp>
+                      <wps:cNvSpPr/>
+                      <wps:spPr>
+                        <a:xfrm>
+                          <a:off x="1770380" y="7570470"/>
+                          <a:ext cx="81915" cy="160655"/>
+                        </a:xfrm>
+                        <a:prstGeom prst="downArrow">
+                          <a:avLst/>
+                        </a:prstGeom>
+                      </wps:spPr>
+                      <wps:style>
+                        <a:lnRef idx="2">
+                          <a:schemeClr val="accent1">
+                            <a:lumMod val="75000"/>
+                          </a:schemeClr>
+                        </a:lnRef>
+                        <a:fillRef idx="1">
+                          <a:schemeClr val="accent1"/>
+                        </a:fillRef>
+                        <a:effectRef idx="0">
+                          <a:srgbClr val="FFFFFF"/>
+                        </a:effectRef>
+                        <a:fontRef idx="minor">
+                          <a:schemeClr val="lt1"/>
+                        </a:fontRef>
+                      </wps:style>
+                      <wps:bodyPr rot="0" spcFirstLastPara="0" vertOverflow="overflow" horzOverflow="overflow" vert="horz" wrap="square" lIns="91440" tIns="45720" rIns="91440" bIns="45720" numCol="1" spcCol="0" rtlCol="0" fromWordArt="0" anchor="ctr" anchorCtr="0" forceAA="0" compatLnSpc="1">
+                        <a:noAutofit/>
+                      </wps:bodyPr>
+                    </wps:wsp>
+                  </a:graphicData>
+                </a:graphic>
+              </wp:anchor>
+            </w:drawing>
+          </mc:Choice>
+          <mc:Fallback>
+            <w:pict>
+              <v:shape id="_x0000_s1026" o:spid="_x0000_s1026" o:spt="67" type="#_x0000_t67" style="position:absolute;left:0pt;margin-left:49.4pt;margin-top:31.2pt;height:12.65pt;width:6.45pt;z-index:251679744;v-text-anchor:middle;mso-width-relative:page;mso-height-relative:page;" fillcolor="#5B9BD5 [3204]" filled="t" stroked="t" coordsize="21600,21600" o:gfxdata="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" adj="16094,5400">
+                <v:fill on="t" focussize="0,0"/>
+                <v:stroke weight="1pt" color="#2E75B6 [2404]" miterlimit="8" joinstyle="miter"/>
+                <v:imagedata o:title=""/>
+                <o:lock v:ext="edit" aspectratio="f"/>
+              </v:shape>
+            </w:pict>
+          </mc:Fallback>
+        </mc:AlternateContent>
+      </w:r>
+      <w:r>
+        <w:rPr>
+          <w:sz w:val="20"/>
+        </w:rPr>
+        <mc:AlternateContent>
+          <mc:Choice Requires="wps">
+            <w:drawing>
+              <wp:anchor distT="0" distB="0" distL="114300" distR="114300" simplePos="0" relativeHeight="251677696" behindDoc="0" locked="0" layoutInCell="1" allowOverlap="1">
+                <wp:simplePos x="0" y="0"/>
+                <wp:positionH relativeFrom="column">
+                  <wp:posOffset>115570</wp:posOffset>
+                </wp:positionH>
+                <wp:positionV relativeFrom="paragraph">
+                  <wp:posOffset>2736850</wp:posOffset>
+                </wp:positionV>
+                <wp:extent cx="803910" cy="383540"/>
+                <wp:effectExtent l="6350" t="6350" r="12700" b="6350"/>
+                <wp:wrapNone/>
+                <wp:docPr id="22" name="Flowchart: Terminator 22"/>
+                <wp:cNvGraphicFramePr/>
+                <a:graphic xmlns:a="http://schemas.openxmlformats.org/drawingml/2006/main">
+                  <a:graphicData uri="http://schemas.microsoft.com/office/word/2010/wordprocessingShape">
+                    <wps:wsp>
+                      <wps:cNvSpPr/>
+                      <wps:spPr>
+                        <a:xfrm>
+                          <a:off x="1516380" y="10385425"/>
+                          <a:ext cx="803910" cy="383540"/>
+                        </a:xfrm>
+                        <a:prstGeom prst="flowChartTerminator">
+                          <a:avLst/>
+                        </a:prstGeom>
+                      </wps:spPr>
+                      <wps:style>
+                        <a:lnRef idx="2">
+                          <a:schemeClr val="accent1">
+                            <a:lumMod val="75000"/>
+                          </a:schemeClr>
+                        </a:lnRef>
+                        <a:fillRef idx="1">
+                          <a:schemeClr val="accent1"/>
+                        </a:fillRef>
+                        <a:effectRef idx="0">
+                          <a:srgbClr val="FFFFFF"/>
+                        </a:effectRef>
+                        <a:fontRef idx="minor">
+                          <a:schemeClr val="lt1"/>
+                        </a:fontRef>
+                      </wps:style>
+                      <wps:txbx>
+                        <w:txbxContent>
+                          <w:p>
+                            <w:pPr>
+                              <w:jc w:val="center"/>
+                              <w:rPr>
+                                <w:rFonts w:hint="default"/>
+                                <w:lang w:val="en-IN"/>
+                              </w:rPr>
+                            </w:pPr>
+                            <w:r>
+                              <w:rPr>
+                                <w:rFonts w:hint="default"/>
+                                <w:lang w:val="en-IN"/>
+                              </w:rPr>
+                              <w:t>stop</w:t>
+                            </w:r>
+                          </w:p>
+                        </w:txbxContent>
+                      </wps:txbx>
+                      <wps:bodyPr rot="0" spcFirstLastPara="0" vertOverflow="overflow" horzOverflow="overflow" vert="horz" wrap="square" lIns="91440" tIns="45720" rIns="91440" bIns="45720" numCol="1" spcCol="0" rtlCol="0" fromWordArt="0" anchor="ctr" anchorCtr="0" forceAA="0" compatLnSpc="1">
+                        <a:noAutofit/>
+                      </wps:bodyPr>
+                    </wps:wsp>
+                  </a:graphicData>
+                </a:graphic>
+              </wp:anchor>
+            </w:drawing>
+          </mc:Choice>
+          <mc:Fallback>
+            <w:pict>
+              <v:shape id="_x0000_s1026" o:spid="_x0000_s1026" o:spt="116" type="#_x0000_t116" style="position:absolute;left:0pt;margin-left:9.1pt;margin-top:215.5pt;height:30.2pt;width:63.3pt;z-index:251677696;v-text-anchor:middle;mso-width-relative:page;mso-height-relative:page;" fillcolor="#5B9BD5 [3204]" filled="t" stroked="t" coordsize="21600,21600" o:gfxdata="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">
+                <v:fill on="t" focussize="0,0"/>
+                <v:stroke weight="1pt" color="#2E75B6 [2404]" miterlimit="8" joinstyle="miter"/>
+                <v:imagedata o:title=""/>
+                <o:lock v:ext="edit" aspectratio="f"/>
+                <v:textbox>
+                  <w:txbxContent>
+                    <w:p>
+                      <w:pPr>
+                        <w:jc w:val="center"/>
+                        <w:rPr>
+                          <w:rFonts w:hint="default"/>
+                          <w:lang w:val="en-IN"/>
+                        </w:rPr>
+                      </w:pPr>
+                      <w:r>
+                        <w:rPr>
+                          <w:rFonts w:hint="default"/>
+                          <w:lang w:val="en-IN"/>
+                        </w:rPr>
+                        <w:t>stop</w:t>
+                      </w:r>
+                    </w:p>
+                  </w:txbxContent>
+                </v:textbox>
+              </v:shape>
+            </w:pict>
+          </mc:Fallback>
+        </mc:AlternateContent>
+      </w:r>
     </w:p>
     <w:sectPr>
       <w:pgSz w:w="11906" w:h="16838"/>

--- a/02-flowchart/flowchart.docx
+++ b/02-flowchart/flowchart.docx
@@ -164,6 +164,8 @@
           <w:lang w:val="en-US"/>
         </w:rPr>
       </w:pPr>
+      <w:bookmarkStart w:id="0" w:name="_GoBack"/>
+      <w:bookmarkEnd w:id="0"/>
       <w:r>
         <w:rPr>
           <w:sz w:val="20"/>
@@ -688,7 +690,7 @@
           <w:rFonts w:hint="default"/>
           <w:lang w:val="en-US"/>
         </w:rPr>
-        <w:t xml:space="preserve">Condition   </w:t>
+        <w:t>Condition   (Diamond)</w:t>
       </w:r>
     </w:p>
     <w:p>
@@ -1619,14 +1621,6 @@
           <w:lang w:val="en-IN"/>
         </w:rPr>
       </w:pPr>
-    </w:p>
-    <w:p>
-      <w:pPr>
-        <w:rPr>
-          <w:rFonts w:hint="default"/>
-          <w:lang w:val="en-IN"/>
-        </w:rPr>
-      </w:pPr>
       <w:r>
         <w:rPr>
           <w:rFonts w:hint="default"/>
@@ -1655,11 +1649,260 @@
       <w:pPr>
         <w:rPr>
           <w:rFonts w:hint="default"/>
-          <w:lang w:val="en-IN"/>
-        </w:rPr>
-      </w:pPr>
-      <w:bookmarkStart w:id="0" w:name="_GoBack"/>
-      <w:bookmarkEnd w:id="0"/>
+          <w:sz w:val="20"/>
+          <w:lang w:val="en-US"/>
+        </w:rPr>
+      </w:pPr>
+      <w:r>
+        <w:rPr>
+          <w:sz w:val="20"/>
+        </w:rPr>
+        <mc:AlternateContent>
+          <mc:Choice Requires="wps">
+            <w:drawing>
+              <wp:anchor distT="0" distB="0" distL="114300" distR="114300" simplePos="0" relativeHeight="251682816" behindDoc="0" locked="0" layoutInCell="1" allowOverlap="1">
+                <wp:simplePos x="0" y="0"/>
+                <wp:positionH relativeFrom="column">
+                  <wp:posOffset>504825</wp:posOffset>
+                </wp:positionH>
+                <wp:positionV relativeFrom="paragraph">
+                  <wp:posOffset>2471420</wp:posOffset>
+                </wp:positionV>
+                <wp:extent cx="99695" cy="287655"/>
+                <wp:effectExtent l="15240" t="6350" r="22225" b="10795"/>
+                <wp:wrapNone/>
+                <wp:docPr id="27" name="Down Arrow 27"/>
+                <wp:cNvGraphicFramePr/>
+                <a:graphic xmlns:a="http://schemas.openxmlformats.org/drawingml/2006/main">
+                  <a:graphicData uri="http://schemas.microsoft.com/office/word/2010/wordprocessingShape">
+                    <wps:wsp>
+                      <wps:cNvSpPr/>
+                      <wps:spPr>
+                        <a:xfrm>
+                          <a:off x="1647825" y="9634220"/>
+                          <a:ext cx="99695" cy="287655"/>
+                        </a:xfrm>
+                        <a:prstGeom prst="downArrow">
+                          <a:avLst/>
+                        </a:prstGeom>
+                      </wps:spPr>
+                      <wps:style>
+                        <a:lnRef idx="2">
+                          <a:schemeClr val="accent1">
+                            <a:lumMod val="75000"/>
+                          </a:schemeClr>
+                        </a:lnRef>
+                        <a:fillRef idx="1">
+                          <a:schemeClr val="accent1"/>
+                        </a:fillRef>
+                        <a:effectRef idx="0">
+                          <a:srgbClr val="FFFFFF"/>
+                        </a:effectRef>
+                        <a:fontRef idx="minor">
+                          <a:schemeClr val="lt1"/>
+                        </a:fontRef>
+                      </wps:style>
+                      <wps:bodyPr rot="0" spcFirstLastPara="0" vertOverflow="overflow" horzOverflow="overflow" vert="horz" wrap="square" lIns="91440" tIns="45720" rIns="91440" bIns="45720" numCol="1" spcCol="0" rtlCol="0" fromWordArt="0" anchor="ctr" anchorCtr="0" forceAA="0" compatLnSpc="1">
+                        <a:noAutofit/>
+                      </wps:bodyPr>
+                    </wps:wsp>
+                  </a:graphicData>
+                </a:graphic>
+              </wp:anchor>
+            </w:drawing>
+          </mc:Choice>
+          <mc:Fallback>
+            <w:pict>
+              <v:shape id="_x0000_s1026" o:spid="_x0000_s1026" o:spt="67" type="#_x0000_t67" style="position:absolute;left:0pt;margin-left:39.75pt;margin-top:194.6pt;height:22.65pt;width:7.85pt;z-index:251682816;v-text-anchor:middle;mso-width-relative:page;mso-height-relative:page;" fillcolor="#5B9BD5 [3204]" filled="t" stroked="t" coordsize="21600,21600" o:gfxdata="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" adj="17857,5400">
+                <v:fill on="t" focussize="0,0"/>
+                <v:stroke weight="1pt" color="#2E75B6 [2404]" miterlimit="8" joinstyle="miter"/>
+                <v:imagedata o:title=""/>
+                <o:lock v:ext="edit" aspectratio="f"/>
+              </v:shape>
+            </w:pict>
+          </mc:Fallback>
+        </mc:AlternateContent>
+      </w:r>
+      <w:r>
+        <w:rPr>
+          <w:sz w:val="20"/>
+        </w:rPr>
+        <mc:AlternateContent>
+          <mc:Choice Requires="wps">
+            <w:drawing>
+              <wp:anchor distT="0" distB="0" distL="114300" distR="114300" simplePos="0" relativeHeight="251680768" behindDoc="0" locked="0" layoutInCell="1" allowOverlap="1">
+                <wp:simplePos x="0" y="0"/>
+                <wp:positionH relativeFrom="column">
+                  <wp:posOffset>543560</wp:posOffset>
+                </wp:positionH>
+                <wp:positionV relativeFrom="paragraph">
+                  <wp:posOffset>1181100</wp:posOffset>
+                </wp:positionV>
+                <wp:extent cx="105410" cy="264160"/>
+                <wp:effectExtent l="15240" t="6350" r="16510" b="19050"/>
+                <wp:wrapNone/>
+                <wp:docPr id="25" name="Down Arrow 25"/>
+                <wp:cNvGraphicFramePr/>
+                <a:graphic xmlns:a="http://schemas.openxmlformats.org/drawingml/2006/main">
+                  <a:graphicData uri="http://schemas.microsoft.com/office/word/2010/wordprocessingShape">
+                    <wps:wsp>
+                      <wps:cNvSpPr/>
+                      <wps:spPr>
+                        <a:xfrm>
+                          <a:off x="1686560" y="8326120"/>
+                          <a:ext cx="105410" cy="264160"/>
+                        </a:xfrm>
+                        <a:prstGeom prst="downArrow">
+                          <a:avLst/>
+                        </a:prstGeom>
+                      </wps:spPr>
+                      <wps:style>
+                        <a:lnRef idx="2">
+                          <a:schemeClr val="accent1">
+                            <a:lumMod val="75000"/>
+                          </a:schemeClr>
+                        </a:lnRef>
+                        <a:fillRef idx="1">
+                          <a:schemeClr val="accent1"/>
+                        </a:fillRef>
+                        <a:effectRef idx="0">
+                          <a:srgbClr val="FFFFFF"/>
+                        </a:effectRef>
+                        <a:fontRef idx="minor">
+                          <a:schemeClr val="lt1"/>
+                        </a:fontRef>
+                      </wps:style>
+                      <wps:bodyPr rot="0" spcFirstLastPara="0" vertOverflow="overflow" horzOverflow="overflow" vert="horz" wrap="square" lIns="91440" tIns="45720" rIns="91440" bIns="45720" numCol="1" spcCol="0" rtlCol="0" fromWordArt="0" anchor="ctr" anchorCtr="0" forceAA="0" compatLnSpc="1">
+                        <a:noAutofit/>
+                      </wps:bodyPr>
+                    </wps:wsp>
+                  </a:graphicData>
+                </a:graphic>
+              </wp:anchor>
+            </w:drawing>
+          </mc:Choice>
+          <mc:Fallback>
+            <w:pict>
+              <v:shape id="_x0000_s1026" o:spid="_x0000_s1026" o:spt="67" type="#_x0000_t67" style="position:absolute;left:0pt;margin-left:42.8pt;margin-top:93pt;height:20.8pt;width:8.3pt;z-index:251680768;v-text-anchor:middle;mso-width-relative:page;mso-height-relative:page;" fillcolor="#5B9BD5 [3204]" filled="t" stroked="t" coordsize="21600,21600" o:gfxdata="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" adj="17291,5400">
+                <v:fill on="t" focussize="0,0"/>
+                <v:stroke weight="1pt" color="#2E75B6 [2404]" miterlimit="8" joinstyle="miter"/>
+                <v:imagedata o:title=""/>
+                <o:lock v:ext="edit" aspectratio="f"/>
+              </v:shape>
+            </w:pict>
+          </mc:Fallback>
+        </mc:AlternateContent>
+      </w:r>
+      <w:r>
+        <w:rPr>
+          <w:sz w:val="20"/>
+        </w:rPr>
+        <mc:AlternateContent>
+          <mc:Choice Requires="wps">
+            <w:drawing>
+              <wp:anchor distT="0" distB="0" distL="114300" distR="114300" simplePos="0" relativeHeight="251674624" behindDoc="0" locked="0" layoutInCell="1" allowOverlap="1">
+                <wp:simplePos x="0" y="0"/>
+                <wp:positionH relativeFrom="column">
+                  <wp:posOffset>271145</wp:posOffset>
+                </wp:positionH>
+                <wp:positionV relativeFrom="paragraph">
+                  <wp:posOffset>71755</wp:posOffset>
+                </wp:positionV>
+                <wp:extent cx="1025525" cy="323850"/>
+                <wp:effectExtent l="6350" t="6350" r="19685" b="20320"/>
+                <wp:wrapNone/>
+                <wp:docPr id="18" name="Flowchart: Terminator 18"/>
+                <wp:cNvGraphicFramePr/>
+                <a:graphic xmlns:a="http://schemas.openxmlformats.org/drawingml/2006/main">
+                  <a:graphicData uri="http://schemas.microsoft.com/office/word/2010/wordprocessingShape">
+                    <wps:wsp>
+                      <wps:cNvSpPr/>
+                      <wps:spPr>
+                        <a:xfrm>
+                          <a:off x="1533525" y="7819390"/>
+                          <a:ext cx="1025525" cy="323850"/>
+                        </a:xfrm>
+                        <a:prstGeom prst="flowChartTerminator">
+                          <a:avLst/>
+                        </a:prstGeom>
+                      </wps:spPr>
+                      <wps:style>
+                        <a:lnRef idx="2">
+                          <a:schemeClr val="accent1">
+                            <a:lumMod val="75000"/>
+                          </a:schemeClr>
+                        </a:lnRef>
+                        <a:fillRef idx="1">
+                          <a:schemeClr val="accent1"/>
+                        </a:fillRef>
+                        <a:effectRef idx="0">
+                          <a:srgbClr val="FFFFFF"/>
+                        </a:effectRef>
+                        <a:fontRef idx="minor">
+                          <a:schemeClr val="lt1"/>
+                        </a:fontRef>
+                      </wps:style>
+                      <wps:txbx>
+                        <w:txbxContent>
+                          <w:p>
+                            <w:pPr>
+                              <w:jc w:val="center"/>
+                              <w:rPr>
+                                <w:rFonts w:hint="default"/>
+                                <w:lang w:val="en-IN"/>
+                              </w:rPr>
+                            </w:pPr>
+                            <w:r>
+                              <w:rPr>
+                                <w:rFonts w:hint="default"/>
+                                <w:lang w:val="en-IN"/>
+                              </w:rPr>
+                              <w:t>start</w:t>
+                            </w:r>
+                          </w:p>
+                        </w:txbxContent>
+                      </wps:txbx>
+                      <wps:bodyPr rot="0" spcFirstLastPara="0" vertOverflow="overflow" horzOverflow="overflow" vert="horz" wrap="square" lIns="91440" tIns="45720" rIns="91440" bIns="45720" numCol="1" spcCol="0" rtlCol="0" fromWordArt="0" anchor="ctr" anchorCtr="0" forceAA="0" compatLnSpc="1">
+                        <a:noAutofit/>
+                      </wps:bodyPr>
+                    </wps:wsp>
+                  </a:graphicData>
+                </a:graphic>
+              </wp:anchor>
+            </w:drawing>
+          </mc:Choice>
+          <mc:Fallback>
+            <w:pict>
+              <v:shape id="_x0000_s1026" o:spid="_x0000_s1026" o:spt="116" type="#_x0000_t116" style="position:absolute;left:0pt;margin-left:21.35pt;margin-top:5.65pt;height:25.5pt;width:80.75pt;z-index:251674624;v-text-anchor:middle;mso-width-relative:page;mso-height-relative:page;" fillcolor="#5B9BD5 [3204]" filled="t" stroked="t" coordsize="21600,21600" o:gfxdata="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">
+                <v:fill on="t" focussize="0,0"/>
+                <v:stroke weight="1pt" color="#2E75B6 [2404]" miterlimit="8" joinstyle="miter"/>
+                <v:imagedata o:title=""/>
+                <o:lock v:ext="edit" aspectratio="f"/>
+                <v:textbox>
+                  <w:txbxContent>
+                    <w:p>
+                      <w:pPr>
+                        <w:jc w:val="center"/>
+                        <w:rPr>
+                          <w:rFonts w:hint="default"/>
+                          <w:lang w:val="en-IN"/>
+                        </w:rPr>
+                      </w:pPr>
+                      <w:r>
+                        <w:rPr>
+                          <w:rFonts w:hint="default"/>
+                          <w:lang w:val="en-IN"/>
+                        </w:rPr>
+                        <w:t>start</w:t>
+                      </w:r>
+                    </w:p>
+                  </w:txbxContent>
+                </v:textbox>
+              </v:shape>
+            </w:pict>
+          </mc:Fallback>
+        </mc:AlternateContent>
+      </w:r>
       <w:r>
         <w:rPr>
           <w:sz w:val="20"/>
@@ -1670,10 +1913,10 @@
               <wp:anchor distT="0" distB="0" distL="114300" distR="114300" simplePos="0" relativeHeight="251676672" behindDoc="0" locked="0" layoutInCell="1" allowOverlap="1">
                 <wp:simplePos x="0" y="0"/>
                 <wp:positionH relativeFrom="column">
-                  <wp:posOffset>102235</wp:posOffset>
+                  <wp:posOffset>138430</wp:posOffset>
                 </wp:positionH>
                 <wp:positionV relativeFrom="paragraph">
-                  <wp:posOffset>1394460</wp:posOffset>
+                  <wp:posOffset>1453515</wp:posOffset>
                 </wp:positionV>
                 <wp:extent cx="875665" cy="384175"/>
                 <wp:effectExtent l="6350" t="6350" r="17145" b="20955"/>
@@ -1740,7 +1983,7 @@
           </mc:Choice>
           <mc:Fallback>
             <w:pict>
-              <v:shape id="_x0000_s1026" o:spid="_x0000_s1026" o:spt="109" type="#_x0000_t109" style="position:absolute;left:0pt;margin-left:8.05pt;margin-top:109.8pt;height:30.25pt;width:68.95pt;z-index:251676672;v-text-anchor:middle;mso-width-relative:page;mso-height-relative:page;" fillcolor="#5B9BD5 [3204]" filled="t" stroked="t" coordsize="21600,21600" o:gfxdata="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">
+              <v:shape id="_x0000_s1026" o:spid="_x0000_s1026" o:spt="109" type="#_x0000_t109" style="position:absolute;left:0pt;margin-left:10.9pt;margin-top:114.45pt;height:30.25pt;width:68.95pt;z-index:251676672;v-text-anchor:middle;mso-width-relative:page;mso-height-relative:page;" fillcolor="#5B9BD5 [3204]" filled="t" stroked="t" coordsize="21600,21600" o:gfxdata="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">
                 <v:fill on="t" focussize="0,0"/>
                 <v:stroke weight="1pt" color="#2E75B6 [2404]" miterlimit="8" joinstyle="miter"/>
                 <v:imagedata o:title=""/>
@@ -1997,186 +2240,6 @@
         <mc:AlternateContent>
           <mc:Choice Requires="wps">
             <w:drawing>
-              <wp:anchor distT="0" distB="0" distL="114300" distR="114300" simplePos="0" relativeHeight="251674624" behindDoc="0" locked="0" layoutInCell="1" allowOverlap="1">
-                <wp:simplePos x="0" y="0"/>
-                <wp:positionH relativeFrom="column">
-                  <wp:posOffset>162560</wp:posOffset>
-                </wp:positionH>
-                <wp:positionV relativeFrom="paragraph">
-                  <wp:posOffset>59690</wp:posOffset>
-                </wp:positionV>
-                <wp:extent cx="1025525" cy="323850"/>
-                <wp:effectExtent l="6350" t="6350" r="19685" b="20320"/>
-                <wp:wrapNone/>
-                <wp:docPr id="18" name="Flowchart: Terminator 18"/>
-                <wp:cNvGraphicFramePr/>
-                <a:graphic xmlns:a="http://schemas.openxmlformats.org/drawingml/2006/main">
-                  <a:graphicData uri="http://schemas.microsoft.com/office/word/2010/wordprocessingShape">
-                    <wps:wsp>
-                      <wps:cNvSpPr/>
-                      <wps:spPr>
-                        <a:xfrm>
-                          <a:off x="1533525" y="7819390"/>
-                          <a:ext cx="1025525" cy="323850"/>
-                        </a:xfrm>
-                        <a:prstGeom prst="flowChartTerminator">
-                          <a:avLst/>
-                        </a:prstGeom>
-                      </wps:spPr>
-                      <wps:style>
-                        <a:lnRef idx="2">
-                          <a:schemeClr val="accent1">
-                            <a:lumMod val="75000"/>
-                          </a:schemeClr>
-                        </a:lnRef>
-                        <a:fillRef idx="1">
-                          <a:schemeClr val="accent1"/>
-                        </a:fillRef>
-                        <a:effectRef idx="0">
-                          <a:srgbClr val="FFFFFF"/>
-                        </a:effectRef>
-                        <a:fontRef idx="minor">
-                          <a:schemeClr val="lt1"/>
-                        </a:fontRef>
-                      </wps:style>
-                      <wps:txbx>
-                        <w:txbxContent>
-                          <w:p>
-                            <w:pPr>
-                              <w:jc w:val="center"/>
-                              <w:rPr>
-                                <w:rFonts w:hint="default"/>
-                                <w:lang w:val="en-IN"/>
-                              </w:rPr>
-                            </w:pPr>
-                            <w:r>
-                              <w:rPr>
-                                <w:rFonts w:hint="default"/>
-                                <w:lang w:val="en-IN"/>
-                              </w:rPr>
-                              <w:t>start</w:t>
-                            </w:r>
-                          </w:p>
-                        </w:txbxContent>
-                      </wps:txbx>
-                      <wps:bodyPr rot="0" spcFirstLastPara="0" vertOverflow="overflow" horzOverflow="overflow" vert="horz" wrap="square" lIns="91440" tIns="45720" rIns="91440" bIns="45720" numCol="1" spcCol="0" rtlCol="0" fromWordArt="0" anchor="ctr" anchorCtr="0" forceAA="0" compatLnSpc="1">
-                        <a:noAutofit/>
-                      </wps:bodyPr>
-                    </wps:wsp>
-                  </a:graphicData>
-                </a:graphic>
-              </wp:anchor>
-            </w:drawing>
-          </mc:Choice>
-          <mc:Fallback>
-            <w:pict>
-              <v:shape id="_x0000_s1026" o:spid="_x0000_s1026" o:spt="116" type="#_x0000_t116" style="position:absolute;left:0pt;margin-left:12.8pt;margin-top:4.7pt;height:25.5pt;width:80.75pt;z-index:251674624;v-text-anchor:middle;mso-width-relative:page;mso-height-relative:page;" fillcolor="#5B9BD5 [3204]" filled="t" stroked="t" coordsize="21600,21600" o:gfxdata="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">
-                <v:fill on="t" focussize="0,0"/>
-                <v:stroke weight="1pt" color="#2E75B6 [2404]" miterlimit="8" joinstyle="miter"/>
-                <v:imagedata o:title=""/>
-                <o:lock v:ext="edit" aspectratio="f"/>
-                <v:textbox>
-                  <w:txbxContent>
-                    <w:p>
-                      <w:pPr>
-                        <w:jc w:val="center"/>
-                        <w:rPr>
-                          <w:rFonts w:hint="default"/>
-                          <w:lang w:val="en-IN"/>
-                        </w:rPr>
-                      </w:pPr>
-                      <w:r>
-                        <w:rPr>
-                          <w:rFonts w:hint="default"/>
-                          <w:lang w:val="en-IN"/>
-                        </w:rPr>
-                        <w:t>start</w:t>
-                      </w:r>
-                    </w:p>
-                  </w:txbxContent>
-                </v:textbox>
-              </v:shape>
-            </w:pict>
-          </mc:Fallback>
-        </mc:AlternateContent>
-      </w:r>
-      <w:r>
-        <w:rPr>
-          <w:sz w:val="20"/>
-        </w:rPr>
-        <mc:AlternateContent>
-          <mc:Choice Requires="wps">
-            <w:drawing>
-              <wp:anchor distT="0" distB="0" distL="114300" distR="114300" simplePos="0" relativeHeight="251682816" behindDoc="0" locked="0" layoutInCell="1" allowOverlap="1">
-                <wp:simplePos x="0" y="0"/>
-                <wp:positionH relativeFrom="column">
-                  <wp:posOffset>504825</wp:posOffset>
-                </wp:positionH>
-                <wp:positionV relativeFrom="paragraph">
-                  <wp:posOffset>2519045</wp:posOffset>
-                </wp:positionV>
-                <wp:extent cx="75565" cy="240030"/>
-                <wp:effectExtent l="15240" t="6350" r="15875" b="12700"/>
-                <wp:wrapNone/>
-                <wp:docPr id="27" name="Down Arrow 27"/>
-                <wp:cNvGraphicFramePr/>
-                <a:graphic xmlns:a="http://schemas.openxmlformats.org/drawingml/2006/main">
-                  <a:graphicData uri="http://schemas.microsoft.com/office/word/2010/wordprocessingShape">
-                    <wps:wsp>
-                      <wps:cNvSpPr/>
-                      <wps:spPr>
-                        <a:xfrm>
-                          <a:off x="1647825" y="9634220"/>
-                          <a:ext cx="75565" cy="240030"/>
-                        </a:xfrm>
-                        <a:prstGeom prst="downArrow">
-                          <a:avLst/>
-                        </a:prstGeom>
-                      </wps:spPr>
-                      <wps:style>
-                        <a:lnRef idx="2">
-                          <a:schemeClr val="accent1">
-                            <a:lumMod val="75000"/>
-                          </a:schemeClr>
-                        </a:lnRef>
-                        <a:fillRef idx="1">
-                          <a:schemeClr val="accent1"/>
-                        </a:fillRef>
-                        <a:effectRef idx="0">
-                          <a:srgbClr val="FFFFFF"/>
-                        </a:effectRef>
-                        <a:fontRef idx="minor">
-                          <a:schemeClr val="lt1"/>
-                        </a:fontRef>
-                      </wps:style>
-                      <wps:bodyPr rot="0" spcFirstLastPara="0" vertOverflow="overflow" horzOverflow="overflow" vert="horz" wrap="square" lIns="91440" tIns="45720" rIns="91440" bIns="45720" numCol="1" spcCol="0" rtlCol="0" fromWordArt="0" anchor="ctr" anchorCtr="0" forceAA="0" compatLnSpc="1">
-                        <a:noAutofit/>
-                      </wps:bodyPr>
-                    </wps:wsp>
-                  </a:graphicData>
-                </a:graphic>
-              </wp:anchor>
-            </w:drawing>
-          </mc:Choice>
-          <mc:Fallback>
-            <w:pict>
-              <v:shape id="_x0000_s1026" o:spid="_x0000_s1026" o:spt="67" type="#_x0000_t67" style="position:absolute;left:0pt;margin-left:39.75pt;margin-top:198.35pt;height:18.9pt;width:5.95pt;z-index:251682816;v-text-anchor:middle;mso-width-relative:page;mso-height-relative:page;" fillcolor="#5B9BD5 [3204]" filled="t" stroked="t" coordsize="21600,21600" o:gfxdata="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" adj="18200,5400">
-                <v:fill on="t" focussize="0,0"/>
-                <v:stroke weight="1pt" color="#2E75B6 [2404]" miterlimit="8" joinstyle="miter"/>
-                <v:imagedata o:title=""/>
-                <o:lock v:ext="edit" aspectratio="f"/>
-              </v:shape>
-            </w:pict>
-          </mc:Fallback>
-        </mc:AlternateContent>
-      </w:r>
-      <w:r>
-        <w:rPr>
-          <w:sz w:val="20"/>
-        </w:rPr>
-        <mc:AlternateContent>
-          <mc:Choice Requires="wps">
-            <w:drawing>
               <wp:anchor distT="0" distB="0" distL="114300" distR="114300" simplePos="0" relativeHeight="251681792" behindDoc="0" locked="0" layoutInCell="1" allowOverlap="1">
                 <wp:simplePos x="0" y="0"/>
                 <wp:positionH relativeFrom="column">
@@ -2231,76 +2294,6 @@
           <mc:Fallback>
             <w:pict>
               <v:shape id="_x0000_s1026" o:spid="_x0000_s1026" o:spt="67" type="#_x0000_t67" style="position:absolute;left:0pt;margin-left:41.4pt;margin-top:142.6pt;height:18.9pt;width:5.95pt;z-index:251681792;v-text-anchor:middle;mso-width-relative:page;mso-height-relative:page;" fillcolor="#5B9BD5 [3204]" filled="t" stroked="t" coordsize="21600,21600" o:gfxdata="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" adj="18200,5400">
-                <v:fill on="t" focussize="0,0"/>
-                <v:stroke weight="1pt" color="#2E75B6 [2404]" miterlimit="8" joinstyle="miter"/>
-                <v:imagedata o:title=""/>
-                <o:lock v:ext="edit" aspectratio="f"/>
-              </v:shape>
-            </w:pict>
-          </mc:Fallback>
-        </mc:AlternateContent>
-      </w:r>
-      <w:r>
-        <w:rPr>
-          <w:sz w:val="20"/>
-        </w:rPr>
-        <mc:AlternateContent>
-          <mc:Choice Requires="wps">
-            <w:drawing>
-              <wp:anchor distT="0" distB="0" distL="114300" distR="114300" simplePos="0" relativeHeight="251680768" behindDoc="0" locked="0" layoutInCell="1" allowOverlap="1">
-                <wp:simplePos x="0" y="0"/>
-                <wp:positionH relativeFrom="column">
-                  <wp:posOffset>543560</wp:posOffset>
-                </wp:positionH>
-                <wp:positionV relativeFrom="paragraph">
-                  <wp:posOffset>1210945</wp:posOffset>
-                </wp:positionV>
-                <wp:extent cx="75565" cy="168275"/>
-                <wp:effectExtent l="15240" t="6350" r="15875" b="23495"/>
-                <wp:wrapNone/>
-                <wp:docPr id="25" name="Down Arrow 25"/>
-                <wp:cNvGraphicFramePr/>
-                <a:graphic xmlns:a="http://schemas.openxmlformats.org/drawingml/2006/main">
-                  <a:graphicData uri="http://schemas.microsoft.com/office/word/2010/wordprocessingShape">
-                    <wps:wsp>
-                      <wps:cNvSpPr/>
-                      <wps:spPr>
-                        <a:xfrm>
-                          <a:off x="1686560" y="8326120"/>
-                          <a:ext cx="75565" cy="168275"/>
-                        </a:xfrm>
-                        <a:prstGeom prst="downArrow">
-                          <a:avLst/>
-                        </a:prstGeom>
-                      </wps:spPr>
-                      <wps:style>
-                        <a:lnRef idx="2">
-                          <a:schemeClr val="accent1">
-                            <a:lumMod val="75000"/>
-                          </a:schemeClr>
-                        </a:lnRef>
-                        <a:fillRef idx="1">
-                          <a:schemeClr val="accent1"/>
-                        </a:fillRef>
-                        <a:effectRef idx="0">
-                          <a:srgbClr val="FFFFFF"/>
-                        </a:effectRef>
-                        <a:fontRef idx="minor">
-                          <a:schemeClr val="lt1"/>
-                        </a:fontRef>
-                      </wps:style>
-                      <wps:bodyPr rot="0" spcFirstLastPara="0" vertOverflow="overflow" horzOverflow="overflow" vert="horz" wrap="square" lIns="91440" tIns="45720" rIns="91440" bIns="45720" numCol="1" spcCol="0" rtlCol="0" fromWordArt="0" anchor="ctr" anchorCtr="0" forceAA="0" compatLnSpc="1">
-                        <a:noAutofit/>
-                      </wps:bodyPr>
-                    </wps:wsp>
-                  </a:graphicData>
-                </a:graphic>
-              </wp:anchor>
-            </w:drawing>
-          </mc:Choice>
-          <mc:Fallback>
-            <w:pict>
-              <v:shape id="_x0000_s1026" o:spid="_x0000_s1026" o:spt="67" type="#_x0000_t67" style="position:absolute;left:0pt;margin-left:42.8pt;margin-top:95.35pt;height:13.25pt;width:5.95pt;z-index:251680768;v-text-anchor:middle;mso-width-relative:page;mso-height-relative:page;" fillcolor="#5B9BD5 [3204]" filled="t" stroked="t" coordsize="21600,21600" o:gfxdata="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" adj="16751,5400">
                 <v:fill on="t" focussize="0,0"/>
                 <v:stroke weight="1pt" color="#2E75B6 [2404]" miterlimit="8" joinstyle="miter"/>
                 <v:imagedata o:title=""/>
@@ -2489,6 +2482,194 @@
             </w:pict>
           </mc:Fallback>
         </mc:AlternateContent>
+      </w:r>
+    </w:p>
+    <w:p>
+      <w:pPr>
+        <w:rPr>
+          <w:rFonts w:hint="default"/>
+          <w:sz w:val="20"/>
+          <w:lang w:val="en-US"/>
+        </w:rPr>
+      </w:pPr>
+    </w:p>
+    <w:p>
+      <w:pPr>
+        <w:rPr>
+          <w:rFonts w:hint="default"/>
+          <w:sz w:val="20"/>
+          <w:lang w:val="en-US"/>
+        </w:rPr>
+      </w:pPr>
+    </w:p>
+    <w:p>
+      <w:pPr>
+        <w:rPr>
+          <w:rFonts w:hint="default"/>
+          <w:sz w:val="20"/>
+          <w:lang w:val="en-US"/>
+        </w:rPr>
+      </w:pPr>
+    </w:p>
+    <w:p>
+      <w:pPr>
+        <w:rPr>
+          <w:rFonts w:hint="default"/>
+          <w:sz w:val="20"/>
+          <w:lang w:val="en-US"/>
+        </w:rPr>
+      </w:pPr>
+    </w:p>
+    <w:p>
+      <w:pPr>
+        <w:rPr>
+          <w:rFonts w:hint="default"/>
+          <w:sz w:val="20"/>
+          <w:lang w:val="en-US"/>
+        </w:rPr>
+      </w:pPr>
+    </w:p>
+    <w:p>
+      <w:pPr>
+        <w:rPr>
+          <w:rFonts w:hint="default"/>
+          <w:sz w:val="20"/>
+          <w:lang w:val="en-US"/>
+        </w:rPr>
+      </w:pPr>
+    </w:p>
+    <w:p>
+      <w:pPr>
+        <w:rPr>
+          <w:rFonts w:hint="default"/>
+          <w:sz w:val="20"/>
+          <w:lang w:val="en-US"/>
+        </w:rPr>
+      </w:pPr>
+    </w:p>
+    <w:p>
+      <w:pPr>
+        <w:rPr>
+          <w:rFonts w:hint="default"/>
+          <w:sz w:val="20"/>
+          <w:lang w:val="en-US"/>
+        </w:rPr>
+      </w:pPr>
+    </w:p>
+    <w:p>
+      <w:pPr>
+        <w:rPr>
+          <w:rFonts w:hint="default"/>
+          <w:sz w:val="20"/>
+          <w:lang w:val="en-US"/>
+        </w:rPr>
+      </w:pPr>
+    </w:p>
+    <w:p>
+      <w:pPr>
+        <w:rPr>
+          <w:rFonts w:hint="default"/>
+          <w:sz w:val="20"/>
+          <w:lang w:val="en-US"/>
+        </w:rPr>
+      </w:pPr>
+    </w:p>
+    <w:p>
+      <w:pPr>
+        <w:rPr>
+          <w:rFonts w:hint="default"/>
+          <w:sz w:val="20"/>
+          <w:lang w:val="en-US"/>
+        </w:rPr>
+      </w:pPr>
+    </w:p>
+    <w:p>
+      <w:pPr>
+        <w:rPr>
+          <w:rFonts w:hint="default"/>
+          <w:sz w:val="20"/>
+          <w:lang w:val="en-US"/>
+        </w:rPr>
+      </w:pPr>
+    </w:p>
+    <w:p>
+      <w:pPr>
+        <w:rPr>
+          <w:rFonts w:hint="default"/>
+          <w:sz w:val="20"/>
+          <w:lang w:val="en-US"/>
+        </w:rPr>
+      </w:pPr>
+    </w:p>
+    <w:p>
+      <w:pPr>
+        <w:rPr>
+          <w:rFonts w:hint="default"/>
+          <w:sz w:val="20"/>
+          <w:lang w:val="en-US"/>
+        </w:rPr>
+      </w:pPr>
+    </w:p>
+    <w:p>
+      <w:pPr>
+        <w:rPr>
+          <w:rFonts w:hint="default"/>
+          <w:sz w:val="20"/>
+          <w:lang w:val="en-US"/>
+        </w:rPr>
+      </w:pPr>
+    </w:p>
+    <w:p>
+      <w:pPr>
+        <w:rPr>
+          <w:rFonts w:hint="default"/>
+          <w:sz w:val="20"/>
+          <w:lang w:val="en-US"/>
+        </w:rPr>
+      </w:pPr>
+    </w:p>
+    <w:p>
+      <w:pPr>
+        <w:rPr>
+          <w:rFonts w:hint="default"/>
+          <w:sz w:val="20"/>
+          <w:lang w:val="en-US"/>
+        </w:rPr>
+      </w:pPr>
+    </w:p>
+    <w:p>
+      <w:pPr>
+        <w:rPr>
+          <w:rFonts w:hint="default"/>
+          <w:sz w:val="20"/>
+          <w:lang w:val="en-US"/>
+        </w:rPr>
+      </w:pPr>
+    </w:p>
+    <w:p>
+      <w:pPr>
+        <w:rPr>
+          <w:rFonts w:hint="default"/>
+          <w:sz w:val="20"/>
+          <w:lang w:val="en-US"/>
+        </w:rPr>
+      </w:pPr>
+    </w:p>
+    <w:p>
+      <w:pPr>
+        <w:rPr>
+          <w:rFonts w:hint="default"/>
+          <w:sz w:val="20"/>
+          <w:lang w:val="en-US"/>
+        </w:rPr>
+      </w:pPr>
+      <w:r>
+        <w:rPr>
+          <w:rFonts w:hint="default"/>
+          <w:sz w:val="20"/>
+          <w:lang w:val="en-US"/>
+        </w:rPr>
+        <w:t>Q.3</w:t>
       </w:r>
     </w:p>
     <w:sectPr>
@@ -2789,6 +2970,39 @@
       </w:tblCellMar>
     </w:tblPr>
   </w:style>
+  <w:style w:type="paragraph" w:styleId="4">
+    <w:name w:val="footer"/>
+    <w:basedOn w:val="1"/>
+    <w:uiPriority w:val="0"/>
+    <w:pPr>
+      <w:tabs>
+        <w:tab w:val="center" w:pos="4153"/>
+        <w:tab w:val="right" w:pos="8306"/>
+      </w:tabs>
+      <w:snapToGrid w:val="0"/>
+      <w:jc w:val="left"/>
+    </w:pPr>
+    <w:rPr>
+      <w:sz w:val="18"/>
+      <w:szCs w:val="18"/>
+    </w:rPr>
+  </w:style>
+  <w:style w:type="paragraph" w:styleId="5">
+    <w:name w:val="header"/>
+    <w:basedOn w:val="1"/>
+    <w:uiPriority w:val="0"/>
+    <w:pPr>
+      <w:tabs>
+        <w:tab w:val="center" w:pos="4153"/>
+        <w:tab w:val="right" w:pos="8306"/>
+      </w:tabs>
+      <w:snapToGrid w:val="0"/>
+    </w:pPr>
+    <w:rPr>
+      <w:sz w:val="18"/>
+      <w:szCs w:val="18"/>
+    </w:rPr>
+  </w:style>
 </w:styles>
 </file>
 
